--- a/data/declaraciones/signed/1020241028.docx
+++ b/data/declaraciones/signed/1020241028.docx
@@ -4,128 +4,4278 @@
   <w:body>
     <w:p>
       <w:pPr>
-        <w:jc w:val="center"/>
-        <w:rPr>
+        <w:pStyle w:val="Textoindependiente"/>
+        <w:rPr>
+          <w:rFonts w:ascii="Times New Roman"/>
+          <w:sz w:val="32"/>
+        </w:rPr>
+      </w:pPr>
+    </w:p>
+    <w:p>
+      <w:pPr>
+        <w:pStyle w:val="Textoindependiente"/>
+        <w:spacing w:before="287"/>
+        <w:rPr>
+          <w:rFonts w:ascii="Times New Roman"/>
+          <w:sz w:val="32"/>
+        </w:rPr>
+      </w:pPr>
+    </w:p>
+    <w:p>
+      <w:pPr>
+        <w:pStyle w:val="Ttulo1"/>
+        <w:ind w:left="365"/>
+        <w:jc w:val="both"/>
+      </w:pPr>
+      <w:r>
+        <w:t>DECLARACIÓN</w:t>
+      </w:r>
+      <w:r>
+        <w:rPr>
+          <w:spacing w:val="-6"/>
+        </w:rPr>
+        <w:t xml:space="preserve"> </w:t>
+      </w:r>
+      <w:r>
+        <w:t>AUSENCIA</w:t>
+      </w:r>
+      <w:r>
+        <w:rPr>
+          <w:spacing w:val="-3"/>
+        </w:rPr>
+        <w:t xml:space="preserve"> </w:t>
+      </w:r>
+      <w:r>
+        <w:t>DE</w:t>
+      </w:r>
+      <w:r>
+        <w:rPr>
+          <w:spacing w:val="-3"/>
+        </w:rPr>
+        <w:t xml:space="preserve"> </w:t>
+      </w:r>
+      <w:r>
+        <w:t>CONFLICTO</w:t>
+      </w:r>
+      <w:r>
+        <w:rPr>
+          <w:spacing w:val="-3"/>
+        </w:rPr>
+        <w:t xml:space="preserve"> </w:t>
+      </w:r>
+      <w:r>
+        <w:t>DE</w:t>
+      </w:r>
+      <w:r>
+        <w:rPr>
+          <w:spacing w:val="-6"/>
+        </w:rPr>
+        <w:t xml:space="preserve"> </w:t>
+      </w:r>
+      <w:r>
+        <w:rPr>
+          <w:spacing w:val="-2"/>
+        </w:rPr>
+        <w:t>INTERÉS</w:t>
+      </w:r>
+    </w:p>
+    <w:p>
+      <w:pPr>
+        <w:pStyle w:val="Textoindependiente"/>
+        <w:rPr>
+          <w:rFonts w:ascii="Arial"/>
           <w:b/>
-          <w:sz w:val="28"/>
-        </w:rPr>
-      </w:pPr>
-      <w:r>
-        <w:rPr>
+          <w:sz w:val="32"/>
+        </w:rPr>
+      </w:pPr>
+    </w:p>
+    <w:p>
+      <w:pPr>
+        <w:pStyle w:val="Textoindependiente"/>
+        <w:spacing w:before="291"/>
+        <w:rPr>
+          <w:rFonts w:ascii="Arial"/>
           <w:b/>
-          <w:sz w:val="28"/>
-        </w:rPr>
-        <w:t xml:space="preserve">MANIFESTACIÓN DE CONFLICTO DE INTERÉS</w:t>
-      </w:r>
-    </w:p>
-    <w:p/>
-    <w:p>
-      <w:r>
-        <w:t xml:space="preserve">Por este conducto en mi carácter de Proveedor de ACCOMS LATAM, S.A.P.I. de C.V. sus controladoras, subsidiarias y/o filiales, (en lo sucesivo de manera conjunta “Grupo Another”) hago de su conocimiento y declaro expresamente que:</w:t>
-      </w:r>
-    </w:p>
-    <w:p/>
-    <w:p>
-      <w:r>
-        <w:t xml:space="preserve">1.- Existe una relación personal, familiar, amistad, trabajo o de negocios directa o indirecta en las relaciones comerciales de algún empleado o de algún familiar de la empresa que represento con Grupo Another, por lo tanto, manifiesto bajo protesta de decir verdad e indico el tipo de relación existente:</w:t>
-      </w:r>
-    </w:p>
-    <w:p>
-      <w:r>
-        <w:t xml:space="preserve">Nombre de la persona: ADDY LLAVE</w:t>
-      </w:r>
-    </w:p>
-    <w:p>
-      <w:r>
-        <w:t xml:space="preserve">Relación: EMPLEADO</w:t>
-      </w:r>
-    </w:p>
-    <w:p>
-      <w:r>
-        <w:t xml:space="preserve">Descripción de la relación: EJECUTIVA COMERCIAL</w:t>
-      </w:r>
-    </w:p>
-    <w:p/>
-    <w:p>
-      <w:r>
-        <w:t xml:space="preserve">2.- Algún directivo, ejecutivo, apoderado o dueño directo, asesor, representante o consultor de la empresa que represento, es colaborador de Grupo Another, por lo tanto, manifiesto bajo protesta de decir verdad e indico el tipo de relación existente:</w:t>
-      </w:r>
-    </w:p>
-    <w:p>
-      <w:r>
-        <w:t xml:space="preserve">Nombre de la persona: DANNY FERNÁNDEZ ROCHA</w:t>
-      </w:r>
-    </w:p>
-    <w:p>
-      <w:r>
-        <w:t xml:space="preserve">Relación: GERENTE GENERAL</w:t>
-      </w:r>
-    </w:p>
-    <w:p>
-      <w:r>
-        <w:t xml:space="preserve">Descripción de la relación: GERENTE GENERAL</w:t>
-      </w:r>
-    </w:p>
-    <w:p/>
-    <w:p>
-      <w:r>
-        <w:t xml:space="preserve">En caso de existir algún vínculo personal distinto o posterior a los manifestados por medio del presente documento, me obligo a notificar tal circunstancia a Grupo Another y de este modo, gestionar apropiadamente esos conflictos existentes o potenciales.</w:t>
-      </w:r>
-    </w:p>
-    <w:p/>
-    <w:p>
-      <w:r>
-        <w:t xml:space="preserve">Asimismo, manifiesto que la empresa a la que represento y su personal no han sido requeridos de otorgar regalos, dádivas o dinero, ni hemos prometido similares situaciones, para efecto de que nos sea asignado algún contrato.</w:t>
-      </w:r>
-    </w:p>
-    <w:p/>
-    <w:p>
-      <w:r>
-        <w:t xml:space="preserve">El Proveedor reconoce y acepta que, sólo suministrará los Productos y/o prestará los Servicios especificados en la correspondiente Orden de Compra y/o Servicio, y que tendrá estrictamente prohibido realizar actividades, entregar Productos o prestar Servicios distintos a los requeridos o no solicitados a través de la correspondiente Orden de Compra y/o Servicio; de igual manera, no se tendrá como válido ningún acuerdo u ofrecimiento verbal realizado por funcionarios de Grupo Another. En caso de que dichas circunstancias llegaran a suceder, Grupo Another no pagará al Proveedor por los Productos o Servicios prestados, ni asumirá el costo, directo o indirecto, que pudiera resultar de los mismos o en relación con estos.</w:t>
-      </w:r>
-    </w:p>
-    <w:p/>
-    <w:p>
-      <w:r>
-        <w:t xml:space="preserve">La falta de veracidad, así como la inobservancia por parte del Proveedor a lo manifestado y a los términos aquí establecidos, constituirá causa de terminación inmediata de cualquier tipo de acuerdo que en su caso haya sido formalizado con Grupo Another sin ninguna responsabilidad de su parte.</w:t>
-      </w:r>
-    </w:p>
-    <w:p/>
-    <w:p>
-      <w:r>
-        <w:t xml:space="preserve">Por lo anterior, en mi carácter de Proveedor de Grupo Another reitero que toda la información proporcionada en el presente documento es verdadera.</w:t>
-      </w:r>
-    </w:p>
-    <w:p/>
-    <w:p>
-      <w:r>
-        <w:t xml:space="preserve">Atentamente.</w:t>
-      </w:r>
-    </w:p>
-    <w:p/>
-    <w:p>
-      <w:r>
-        <w:t xml:space="preserve">Nombre del Proveedor o Razón Social: COMUNICACIONES EL PAÍS S.A.</w:t>
-      </w:r>
-    </w:p>
-    <w:p>
-      <w:r>
-        <w:t xml:space="preserve">Nombre del Representante Legal: DANNY FERNÁNDEZ ROCHA</w:t>
-      </w:r>
-    </w:p>
-    <w:p>
-      <w:r>
-        <w:t xml:space="preserve">Fecha de firma: 23 de septiembre de 2026</w:t>
-      </w:r>
-    </w:p>
-    <w:p/>
-    <w:p>
-      <w:r>
-        <w:t xml:space="preserve">Firma de Proveedor o Representante Legal:</w:t>
-      </w:r>
-    </w:p>
-    <w:p>
-      <w:r>
+          <w:sz w:val="32"/>
+        </w:rPr>
+      </w:pPr>
+    </w:p>
+    <w:p>
+      <w:pPr>
+        <w:spacing w:before="1"/>
+        <w:ind w:left="260"/>
+        <w:jc w:val="both"/>
+        <w:rPr>
+          <w:rFonts w:ascii="Arial" w:hAnsi="Arial"/>
+          <w:b/>
+          <w:sz w:val="24"/>
+        </w:rPr>
+      </w:pPr>
+      <w:r>
+        <w:rPr>
+          <w:sz w:val="24"/>
+        </w:rPr>
+        <w:t>Por</w:t>
+      </w:r>
+      <w:r>
+        <w:rPr>
+          <w:spacing w:val="5"/>
+          <w:sz w:val="24"/>
+        </w:rPr>
+        <w:t xml:space="preserve"> </w:t>
+      </w:r>
+      <w:r>
+        <w:rPr>
+          <w:sz w:val="24"/>
+        </w:rPr>
+        <w:t>este</w:t>
+      </w:r>
+      <w:r>
+        <w:rPr>
+          <w:spacing w:val="9"/>
+          <w:sz w:val="24"/>
+        </w:rPr>
+        <w:t xml:space="preserve"> </w:t>
+      </w:r>
+      <w:r>
+        <w:rPr>
+          <w:sz w:val="24"/>
+        </w:rPr>
+        <w:t>conducto</w:t>
+      </w:r>
+      <w:r>
+        <w:rPr>
+          <w:spacing w:val="8"/>
+          <w:sz w:val="24"/>
+        </w:rPr>
+        <w:t xml:space="preserve"> </w:t>
+      </w:r>
+      <w:r>
+        <w:rPr>
+          <w:sz w:val="24"/>
+        </w:rPr>
+        <w:t>en</w:t>
+      </w:r>
+      <w:r>
+        <w:rPr>
+          <w:spacing w:val="9"/>
+          <w:sz w:val="24"/>
+        </w:rPr>
+        <w:t xml:space="preserve"> </w:t>
+      </w:r>
+      <w:r>
+        <w:rPr>
+          <w:sz w:val="24"/>
+        </w:rPr>
+        <w:t>mi</w:t>
+      </w:r>
+      <w:r>
+        <w:rPr>
+          <w:spacing w:val="8"/>
+          <w:sz w:val="24"/>
+        </w:rPr>
+        <w:t xml:space="preserve"> </w:t>
+      </w:r>
+      <w:r>
+        <w:rPr>
+          <w:sz w:val="24"/>
+        </w:rPr>
+        <w:t>carácter</w:t>
+      </w:r>
+      <w:r>
+        <w:rPr>
+          <w:spacing w:val="8"/>
+          <w:sz w:val="24"/>
+        </w:rPr>
+        <w:t xml:space="preserve"> </w:t>
+      </w:r>
+      <w:r>
+        <w:rPr>
+          <w:sz w:val="24"/>
+        </w:rPr>
+        <w:t>de</w:t>
+      </w:r>
+      <w:r>
+        <w:rPr>
+          <w:spacing w:val="9"/>
+          <w:sz w:val="24"/>
+        </w:rPr>
+        <w:t xml:space="preserve"> </w:t>
+      </w:r>
+      <w:r>
+        <w:rPr>
+          <w:sz w:val="24"/>
+        </w:rPr>
+        <w:t>Proveedor</w:t>
+      </w:r>
+      <w:r>
+        <w:rPr>
+          <w:spacing w:val="2"/>
+          <w:sz w:val="24"/>
+        </w:rPr>
+        <w:t xml:space="preserve"> </w:t>
+      </w:r>
+      <w:r>
+        <w:rPr>
+          <w:sz w:val="24"/>
+        </w:rPr>
+        <w:t>de</w:t>
+      </w:r>
+      <w:r>
+        <w:rPr>
+          <w:spacing w:val="16"/>
+          <w:sz w:val="24"/>
+        </w:rPr>
+        <w:t xml:space="preserve"> </w:t>
+      </w:r>
+      <w:r>
+        <w:rPr>
+          <w:rFonts w:ascii="Arial" w:hAnsi="Arial"/>
+          <w:b/>
+          <w:sz w:val="24"/>
+        </w:rPr>
+        <w:t>ACCOMS</w:t>
+      </w:r>
+      <w:r>
+        <w:rPr>
+          <w:rFonts w:ascii="Arial" w:hAnsi="Arial"/>
+          <w:b/>
+          <w:spacing w:val="7"/>
+          <w:sz w:val="24"/>
+        </w:rPr>
+        <w:t xml:space="preserve"> </w:t>
+      </w:r>
+      <w:r>
+        <w:rPr>
+          <w:rFonts w:ascii="Arial" w:hAnsi="Arial"/>
+          <w:b/>
+          <w:sz w:val="24"/>
+        </w:rPr>
+        <w:t>LATAM,</w:t>
+      </w:r>
+      <w:r>
+        <w:rPr>
+          <w:rFonts w:ascii="Arial" w:hAnsi="Arial"/>
+          <w:b/>
+          <w:spacing w:val="6"/>
+          <w:sz w:val="24"/>
+        </w:rPr>
+        <w:t xml:space="preserve"> </w:t>
+      </w:r>
+      <w:r>
+        <w:rPr>
+          <w:rFonts w:ascii="Arial" w:hAnsi="Arial"/>
+          <w:b/>
+          <w:sz w:val="24"/>
+        </w:rPr>
+        <w:t>S.A.P.I.</w:t>
+      </w:r>
+      <w:r>
+        <w:rPr>
+          <w:rFonts w:ascii="Arial" w:hAnsi="Arial"/>
+          <w:b/>
+          <w:spacing w:val="14"/>
+          <w:sz w:val="24"/>
+        </w:rPr>
+        <w:t xml:space="preserve"> </w:t>
+      </w:r>
+      <w:r>
+        <w:rPr>
+          <w:rFonts w:ascii="Arial" w:hAnsi="Arial"/>
+          <w:b/>
+          <w:spacing w:val="-5"/>
+          <w:sz w:val="24"/>
+        </w:rPr>
+        <w:t>de</w:t>
+      </w:r>
+    </w:p>
+    <w:p>
+      <w:pPr>
+        <w:pStyle w:val="Textoindependiente"/>
+        <w:spacing w:before="139" w:line="360" w:lineRule="auto"/>
+        <w:ind w:left="260" w:right="248"/>
+        <w:jc w:val="both"/>
+      </w:pPr>
+      <w:r>
+        <w:rPr>
+          <w:rFonts w:ascii="Arial" w:hAnsi="Arial"/>
+          <w:b/>
+        </w:rPr>
+        <w:t>C.V.</w:t>
+      </w:r>
+      <w:r>
+        <w:rPr>
+          <w:rFonts w:ascii="Arial" w:hAnsi="Arial"/>
+          <w:b/>
+          <w:spacing w:val="-8"/>
+        </w:rPr>
+        <w:t xml:space="preserve"> </w:t>
+      </w:r>
+      <w:r>
+        <w:t>sus</w:t>
+      </w:r>
+      <w:r>
+        <w:rPr>
+          <w:spacing w:val="-2"/>
+        </w:rPr>
+        <w:t xml:space="preserve"> </w:t>
+      </w:r>
+      <w:r>
+        <w:t>controladoras,</w:t>
+      </w:r>
+      <w:r>
+        <w:rPr>
+          <w:spacing w:val="-9"/>
+        </w:rPr>
+        <w:t xml:space="preserve"> </w:t>
+      </w:r>
+      <w:r>
+        <w:t>subsidiarias</w:t>
+      </w:r>
+      <w:r>
+        <w:rPr>
+          <w:spacing w:val="-7"/>
+        </w:rPr>
+        <w:t xml:space="preserve"> </w:t>
+      </w:r>
+      <w:r>
+        <w:t>y/o</w:t>
+      </w:r>
+      <w:r>
+        <w:rPr>
+          <w:spacing w:val="-6"/>
+        </w:rPr>
+        <w:t xml:space="preserve"> </w:t>
+      </w:r>
+      <w:r>
+        <w:t>filiales,</w:t>
+      </w:r>
+      <w:r>
+        <w:rPr>
+          <w:spacing w:val="-9"/>
+        </w:rPr>
+        <w:t xml:space="preserve"> </w:t>
+      </w:r>
+      <w:r>
+        <w:t>(en</w:t>
+      </w:r>
+      <w:r>
+        <w:rPr>
+          <w:spacing w:val="-6"/>
+        </w:rPr>
+        <w:t xml:space="preserve"> </w:t>
+      </w:r>
+      <w:r>
+        <w:t>lo</w:t>
+      </w:r>
+      <w:r>
+        <w:rPr>
+          <w:spacing w:val="-6"/>
+        </w:rPr>
+        <w:t xml:space="preserve"> </w:t>
+      </w:r>
+      <w:r>
+        <w:t>sucesivo</w:t>
+      </w:r>
+      <w:r>
+        <w:rPr>
+          <w:spacing w:val="-4"/>
+        </w:rPr>
+        <w:t xml:space="preserve"> </w:t>
+      </w:r>
+      <w:r>
+        <w:t>de</w:t>
+      </w:r>
+      <w:r>
+        <w:rPr>
+          <w:spacing w:val="-6"/>
+        </w:rPr>
+        <w:t xml:space="preserve"> </w:t>
+      </w:r>
+      <w:r>
+        <w:t>manera</w:t>
+      </w:r>
+      <w:r>
+        <w:rPr>
+          <w:spacing w:val="-4"/>
+        </w:rPr>
+        <w:t xml:space="preserve"> </w:t>
+      </w:r>
+      <w:r>
+        <w:t>conjunta “</w:t>
+      </w:r>
+      <w:r>
+        <w:rPr>
+          <w:rFonts w:ascii="Arial" w:hAnsi="Arial"/>
+          <w:b/>
+          <w:u w:val="single"/>
+        </w:rPr>
+        <w:t>Grupo</w:t>
+      </w:r>
+      <w:r>
+        <w:rPr>
+          <w:rFonts w:ascii="Arial" w:hAnsi="Arial"/>
+          <w:b/>
+          <w:spacing w:val="-12"/>
+          <w:u w:val="single"/>
+        </w:rPr>
+        <w:t xml:space="preserve"> </w:t>
+      </w:r>
+      <w:proofErr w:type="spellStart"/>
+      <w:r>
+        <w:rPr>
+          <w:rFonts w:ascii="Arial" w:hAnsi="Arial"/>
+          <w:b/>
+          <w:u w:val="single"/>
+        </w:rPr>
+        <w:t>Another</w:t>
+      </w:r>
+      <w:proofErr w:type="spellEnd"/>
+      <w:r>
+        <w:rPr>
+          <w:rFonts w:ascii="Arial" w:hAnsi="Arial"/>
+          <w:b/>
+          <w:u w:val="single"/>
+        </w:rPr>
+        <w:t>”</w:t>
+      </w:r>
+      <w:r>
+        <w:t>)</w:t>
+      </w:r>
+      <w:r>
+        <w:rPr>
+          <w:spacing w:val="-10"/>
+        </w:rPr>
+        <w:t xml:space="preserve"> </w:t>
+      </w:r>
+      <w:r>
+        <w:t>hago</w:t>
+      </w:r>
+      <w:r>
+        <w:rPr>
+          <w:spacing w:val="-9"/>
+        </w:rPr>
+        <w:t xml:space="preserve"> </w:t>
+      </w:r>
+      <w:r>
+        <w:t>de</w:t>
+      </w:r>
+      <w:r>
+        <w:rPr>
+          <w:spacing w:val="-9"/>
+        </w:rPr>
+        <w:t xml:space="preserve"> </w:t>
+      </w:r>
+      <w:r>
+        <w:t>su</w:t>
+      </w:r>
+      <w:r>
+        <w:rPr>
+          <w:spacing w:val="-9"/>
+        </w:rPr>
+        <w:t xml:space="preserve"> </w:t>
+      </w:r>
+      <w:r>
+        <w:t>conocimiento</w:t>
+      </w:r>
+      <w:r>
+        <w:rPr>
+          <w:spacing w:val="-9"/>
+        </w:rPr>
+        <w:t xml:space="preserve"> </w:t>
+      </w:r>
+      <w:r>
+        <w:t>y</w:t>
+      </w:r>
+      <w:r>
+        <w:rPr>
+          <w:spacing w:val="-10"/>
+        </w:rPr>
+        <w:t xml:space="preserve"> </w:t>
+      </w:r>
+      <w:r>
+        <w:t>declaro</w:t>
+      </w:r>
+      <w:r>
+        <w:rPr>
+          <w:spacing w:val="-9"/>
+        </w:rPr>
+        <w:t xml:space="preserve"> </w:t>
+      </w:r>
+      <w:r>
+        <w:t>expresamente</w:t>
+      </w:r>
+      <w:r>
+        <w:rPr>
+          <w:spacing w:val="-9"/>
+        </w:rPr>
+        <w:t xml:space="preserve"> </w:t>
+      </w:r>
+      <w:r>
+        <w:t>que</w:t>
+      </w:r>
+      <w:r>
+        <w:rPr>
+          <w:spacing w:val="-2"/>
+        </w:rPr>
+        <w:t xml:space="preserve"> </w:t>
+      </w:r>
+      <w:r>
+        <w:t>no</w:t>
+      </w:r>
+      <w:r>
+        <w:rPr>
+          <w:spacing w:val="40"/>
+        </w:rPr>
+        <w:t xml:space="preserve"> </w:t>
+      </w:r>
+      <w:r>
+        <w:t xml:space="preserve">existe ningún tipo de conflicto de interés </w:t>
+      </w:r>
+      <w:r>
+        <w:rPr>
+          <w:rFonts w:ascii="Arial" w:hAnsi="Arial"/>
+          <w:b/>
+          <w:i/>
+        </w:rPr>
+        <w:t>[</w:t>
+      </w:r>
+      <w:r>
+        <w:rPr>
+          <w:rFonts w:ascii="Arial" w:hAnsi="Arial"/>
+          <w:b/>
+          <w:i/>
+          <w:u w:val="single"/>
+        </w:rPr>
+        <w:t>en caso contrario deberá firmarse la carta</w:t>
+      </w:r>
+      <w:r>
+        <w:rPr>
+          <w:rFonts w:ascii="Arial" w:hAnsi="Arial"/>
+          <w:b/>
+          <w:i/>
+        </w:rPr>
+        <w:t xml:space="preserve"> </w:t>
+      </w:r>
+      <w:r>
+        <w:rPr>
+          <w:rFonts w:ascii="Arial" w:hAnsi="Arial"/>
+          <w:b/>
+          <w:i/>
+          <w:u w:val="single"/>
+        </w:rPr>
+        <w:t>Manifestación de Conflicto de Interés]</w:t>
+      </w:r>
+      <w:r>
+        <w:rPr>
+          <w:rFonts w:ascii="Arial" w:hAnsi="Arial"/>
+          <w:b/>
+          <w:i/>
+        </w:rPr>
+        <w:t xml:space="preserve"> </w:t>
+      </w:r>
+      <w:r>
+        <w:t>entre la empresa que represento, sus respectivas filiales, subcontratistas accionistas, asociados, directores, ejecutivos, apoderados,</w:t>
+      </w:r>
+      <w:r>
+        <w:rPr>
+          <w:spacing w:val="-12"/>
+        </w:rPr>
+        <w:t xml:space="preserve"> </w:t>
+      </w:r>
+      <w:r>
+        <w:t>asesores,</w:t>
+      </w:r>
+      <w:r>
+        <w:rPr>
+          <w:spacing w:val="-12"/>
+        </w:rPr>
+        <w:t xml:space="preserve"> </w:t>
+      </w:r>
+      <w:r>
+        <w:t>representantes,</w:t>
+      </w:r>
+      <w:r>
+        <w:rPr>
+          <w:spacing w:val="-12"/>
+        </w:rPr>
+        <w:t xml:space="preserve"> </w:t>
+      </w:r>
+      <w:r>
+        <w:t>consultores,</w:t>
+      </w:r>
+      <w:r>
+        <w:rPr>
+          <w:spacing w:val="-12"/>
+        </w:rPr>
+        <w:t xml:space="preserve"> </w:t>
+      </w:r>
+      <w:r>
+        <w:t>empleados,</w:t>
+      </w:r>
+      <w:r>
+        <w:rPr>
+          <w:spacing w:val="-12"/>
+        </w:rPr>
+        <w:t xml:space="preserve"> </w:t>
+      </w:r>
+      <w:r>
+        <w:t>y</w:t>
+      </w:r>
+      <w:r>
+        <w:rPr>
+          <w:spacing w:val="-10"/>
+        </w:rPr>
+        <w:t xml:space="preserve"> </w:t>
+      </w:r>
+      <w:r>
+        <w:t>cualquier</w:t>
+      </w:r>
+      <w:r>
+        <w:rPr>
+          <w:spacing w:val="-10"/>
+        </w:rPr>
+        <w:t xml:space="preserve"> </w:t>
+      </w:r>
+      <w:r>
+        <w:t>tercero que participe directamente en la prestación de los servicios o suministro de productos (en lo sucesivo de manera conjunta el “Personal del Proveedor”), así como terceros que directa o indirectamente se beneficien de las relaciones comerciales</w:t>
+      </w:r>
+      <w:r>
+        <w:rPr>
+          <w:spacing w:val="-9"/>
+        </w:rPr>
+        <w:t xml:space="preserve"> </w:t>
+      </w:r>
+      <w:r>
+        <w:t>con</w:t>
+      </w:r>
+      <w:r>
+        <w:rPr>
+          <w:spacing w:val="-5"/>
+        </w:rPr>
+        <w:t xml:space="preserve"> </w:t>
+      </w:r>
+      <w:r>
+        <w:t>Grupo</w:t>
+      </w:r>
+      <w:r>
+        <w:rPr>
+          <w:spacing w:val="-7"/>
+        </w:rPr>
+        <w:t xml:space="preserve"> </w:t>
+      </w:r>
+      <w:proofErr w:type="spellStart"/>
+      <w:r>
+        <w:t>Another</w:t>
+      </w:r>
+      <w:proofErr w:type="spellEnd"/>
+      <w:r>
+        <w:t>,</w:t>
+      </w:r>
+      <w:r>
+        <w:rPr>
+          <w:spacing w:val="-11"/>
+        </w:rPr>
+        <w:t xml:space="preserve"> </w:t>
+      </w:r>
+      <w:r>
+        <w:t>tales</w:t>
+      </w:r>
+      <w:r>
+        <w:rPr>
+          <w:spacing w:val="-9"/>
+        </w:rPr>
+        <w:t xml:space="preserve"> </w:t>
+      </w:r>
+      <w:r>
+        <w:t>como</w:t>
+      </w:r>
+      <w:r>
+        <w:rPr>
+          <w:spacing w:val="-8"/>
+        </w:rPr>
+        <w:t xml:space="preserve"> </w:t>
+      </w:r>
+      <w:r>
+        <w:t>cónyuges</w:t>
+      </w:r>
+      <w:r>
+        <w:rPr>
+          <w:spacing w:val="-9"/>
+        </w:rPr>
+        <w:t xml:space="preserve"> </w:t>
+      </w:r>
+      <w:r>
+        <w:t>y</w:t>
+      </w:r>
+      <w:r>
+        <w:rPr>
+          <w:spacing w:val="-9"/>
+        </w:rPr>
+        <w:t xml:space="preserve"> </w:t>
+      </w:r>
+      <w:r>
+        <w:t>parientes</w:t>
+      </w:r>
+      <w:r>
+        <w:rPr>
+          <w:spacing w:val="-9"/>
+        </w:rPr>
+        <w:t xml:space="preserve"> </w:t>
+      </w:r>
+      <w:r>
+        <w:t>consanguíneos</w:t>
+      </w:r>
+      <w:r>
+        <w:rPr>
+          <w:spacing w:val="-14"/>
+        </w:rPr>
+        <w:t xml:space="preserve"> </w:t>
+      </w:r>
+      <w:r>
+        <w:t>o por</w:t>
+      </w:r>
+      <w:r>
+        <w:rPr>
+          <w:spacing w:val="-9"/>
+        </w:rPr>
+        <w:t xml:space="preserve"> </w:t>
+      </w:r>
+      <w:r>
+        <w:t>afinidad</w:t>
+      </w:r>
+      <w:r>
+        <w:rPr>
+          <w:spacing w:val="-8"/>
+        </w:rPr>
+        <w:t xml:space="preserve"> </w:t>
+      </w:r>
+      <w:r>
+        <w:t>del</w:t>
+      </w:r>
+      <w:r>
+        <w:rPr>
+          <w:spacing w:val="-8"/>
+        </w:rPr>
+        <w:t xml:space="preserve"> </w:t>
+      </w:r>
+      <w:r>
+        <w:t>Personal</w:t>
+      </w:r>
+      <w:r>
+        <w:rPr>
+          <w:spacing w:val="-8"/>
+        </w:rPr>
+        <w:t xml:space="preserve"> </w:t>
+      </w:r>
+      <w:r>
+        <w:t>del</w:t>
+      </w:r>
+      <w:r>
+        <w:rPr>
+          <w:spacing w:val="-8"/>
+        </w:rPr>
+        <w:t xml:space="preserve"> </w:t>
+      </w:r>
+      <w:r>
+        <w:t>Proveedor</w:t>
+      </w:r>
+      <w:r>
+        <w:rPr>
+          <w:spacing w:val="-9"/>
+        </w:rPr>
+        <w:t xml:space="preserve"> </w:t>
+      </w:r>
+      <w:r>
+        <w:t>con</w:t>
+      </w:r>
+      <w:r>
+        <w:rPr>
+          <w:spacing w:val="-3"/>
+        </w:rPr>
+        <w:t xml:space="preserve"> </w:t>
+      </w:r>
+      <w:r>
+        <w:t>Grupo</w:t>
+      </w:r>
+      <w:r>
+        <w:rPr>
+          <w:spacing w:val="-7"/>
+        </w:rPr>
+        <w:t xml:space="preserve"> </w:t>
+      </w:r>
+      <w:proofErr w:type="spellStart"/>
+      <w:r>
+        <w:t>Another</w:t>
+      </w:r>
+      <w:proofErr w:type="spellEnd"/>
+      <w:r>
+        <w:t>,</w:t>
+      </w:r>
+      <w:r>
+        <w:rPr>
+          <w:spacing w:val="-11"/>
+        </w:rPr>
+        <w:t xml:space="preserve"> </w:t>
+      </w:r>
+      <w:r>
+        <w:t>sus</w:t>
+      </w:r>
+      <w:r>
+        <w:rPr>
+          <w:spacing w:val="-9"/>
+        </w:rPr>
+        <w:t xml:space="preserve"> </w:t>
+      </w:r>
+      <w:r>
+        <w:t>respectivas</w:t>
+      </w:r>
+      <w:r>
+        <w:rPr>
+          <w:spacing w:val="-9"/>
+        </w:rPr>
+        <w:t xml:space="preserve"> </w:t>
+      </w:r>
+      <w:r>
+        <w:t xml:space="preserve">filiales, accionistas, asociados, directores, ejecutivos, apoderados y empleados de Grupo </w:t>
+      </w:r>
+      <w:proofErr w:type="spellStart"/>
+      <w:r>
+        <w:t>Another</w:t>
+      </w:r>
+      <w:proofErr w:type="spellEnd"/>
+      <w:r>
+        <w:t>. Entendiéndose por conflicto de interés aquellas situaciones en las que exista algún</w:t>
+      </w:r>
+      <w:r>
+        <w:rPr>
+          <w:spacing w:val="-2"/>
+        </w:rPr>
+        <w:t xml:space="preserve"> </w:t>
+      </w:r>
+      <w:r>
+        <w:t>interés</w:t>
+      </w:r>
+      <w:r>
+        <w:rPr>
+          <w:spacing w:val="-3"/>
+        </w:rPr>
+        <w:t xml:space="preserve"> </w:t>
+      </w:r>
+      <w:r>
+        <w:t>personal, familiar</w:t>
+      </w:r>
+      <w:r>
+        <w:rPr>
+          <w:spacing w:val="-3"/>
+        </w:rPr>
+        <w:t xml:space="preserve"> </w:t>
+      </w:r>
+      <w:r>
+        <w:t>o de</w:t>
+      </w:r>
+      <w:r>
+        <w:rPr>
+          <w:spacing w:val="-2"/>
+        </w:rPr>
+        <w:t xml:space="preserve"> </w:t>
+      </w:r>
+      <w:r>
+        <w:t>negocios, en</w:t>
+      </w:r>
+      <w:r>
+        <w:rPr>
+          <w:spacing w:val="-2"/>
+        </w:rPr>
+        <w:t xml:space="preserve"> </w:t>
+      </w:r>
+      <w:r>
+        <w:t>las relaciones comerciales de las Partes firmantes del Contrato Marco de Prestación de Servicios, Orden de Compra y/o Servicio, y del que resulte o pueda resultar un lucro indebido en beneficio directo o indirecto de alguna de las partes o de su personal, en perjuicio de la otra parte.</w:t>
+      </w:r>
+    </w:p>
+    <w:p>
+      <w:pPr>
+        <w:pStyle w:val="Textoindependiente"/>
+        <w:spacing w:before="240" w:line="360" w:lineRule="auto"/>
+        <w:ind w:left="260" w:right="254"/>
+        <w:jc w:val="both"/>
+      </w:pPr>
+      <w:r>
+        <w:t xml:space="preserve">En caso de existir algún vínculo personal que pudiera estar relacionado con suministrar productos o prestar servicios al amparo del Contrato Marco de Prestación de Servicios, Orden de Compra y/o Servicio, me obligo a notificar tal circunstancia a Grupo </w:t>
+      </w:r>
+      <w:proofErr w:type="spellStart"/>
+      <w:r>
+        <w:t>Another</w:t>
+      </w:r>
+      <w:proofErr w:type="spellEnd"/>
+      <w:r>
+        <w:t xml:space="preserve"> y de este modo, gestionar apropiadamente esos conflictos existentes o potenciales.</w:t>
+      </w:r>
+    </w:p>
+    <w:p>
+      <w:pPr>
+        <w:pStyle w:val="Textoindependiente"/>
+        <w:spacing w:before="241" w:line="357" w:lineRule="auto"/>
+        <w:ind w:left="260" w:right="255"/>
+        <w:jc w:val="both"/>
+      </w:pPr>
+      <w:r>
+        <w:t>Asimismo,</w:t>
+      </w:r>
+      <w:r>
+        <w:rPr>
+          <w:spacing w:val="-11"/>
+        </w:rPr>
+        <w:t xml:space="preserve"> </w:t>
+      </w:r>
+      <w:r>
+        <w:t>manifiesto</w:t>
+      </w:r>
+      <w:r>
+        <w:rPr>
+          <w:spacing w:val="-8"/>
+        </w:rPr>
+        <w:t xml:space="preserve"> </w:t>
+      </w:r>
+      <w:r>
+        <w:t>que</w:t>
+      </w:r>
+      <w:r>
+        <w:rPr>
+          <w:spacing w:val="-8"/>
+        </w:rPr>
+        <w:t xml:space="preserve"> </w:t>
+      </w:r>
+      <w:r>
+        <w:t>la</w:t>
+      </w:r>
+      <w:r>
+        <w:rPr>
+          <w:spacing w:val="-8"/>
+        </w:rPr>
+        <w:t xml:space="preserve"> </w:t>
+      </w:r>
+      <w:r>
+        <w:t>empresa</w:t>
+      </w:r>
+      <w:r>
+        <w:rPr>
+          <w:spacing w:val="-13"/>
+        </w:rPr>
+        <w:t xml:space="preserve"> </w:t>
+      </w:r>
+      <w:r>
+        <w:t>a</w:t>
+      </w:r>
+      <w:r>
+        <w:rPr>
+          <w:spacing w:val="-8"/>
+        </w:rPr>
+        <w:t xml:space="preserve"> </w:t>
+      </w:r>
+      <w:r>
+        <w:t>la</w:t>
+      </w:r>
+      <w:r>
+        <w:rPr>
+          <w:spacing w:val="-8"/>
+        </w:rPr>
+        <w:t xml:space="preserve"> </w:t>
+      </w:r>
+      <w:r>
+        <w:t>que</w:t>
+      </w:r>
+      <w:r>
+        <w:rPr>
+          <w:spacing w:val="-8"/>
+        </w:rPr>
+        <w:t xml:space="preserve"> </w:t>
+      </w:r>
+      <w:r>
+        <w:t>represento</w:t>
+      </w:r>
+      <w:r>
+        <w:rPr>
+          <w:spacing w:val="-8"/>
+        </w:rPr>
+        <w:t xml:space="preserve"> </w:t>
+      </w:r>
+      <w:r>
+        <w:t>y</w:t>
+      </w:r>
+      <w:r>
+        <w:rPr>
+          <w:spacing w:val="-9"/>
+        </w:rPr>
+        <w:t xml:space="preserve"> </w:t>
+      </w:r>
+      <w:r>
+        <w:t>su</w:t>
+      </w:r>
+      <w:r>
+        <w:rPr>
+          <w:spacing w:val="-8"/>
+        </w:rPr>
+        <w:t xml:space="preserve"> </w:t>
+      </w:r>
+      <w:r>
+        <w:t>personal</w:t>
+      </w:r>
+      <w:r>
+        <w:rPr>
+          <w:spacing w:val="-13"/>
+        </w:rPr>
+        <w:t xml:space="preserve"> </w:t>
+      </w:r>
+      <w:r>
+        <w:t>no</w:t>
+      </w:r>
+      <w:r>
+        <w:rPr>
+          <w:spacing w:val="-8"/>
+        </w:rPr>
+        <w:t xml:space="preserve"> </w:t>
+      </w:r>
+      <w:r>
+        <w:t>han</w:t>
+      </w:r>
+      <w:r>
+        <w:rPr>
+          <w:spacing w:val="-8"/>
+        </w:rPr>
+        <w:t xml:space="preserve"> </w:t>
+      </w:r>
+      <w:r>
+        <w:t>sido requeridos de otorgar regalos, dadivas o dinero, ni hemos prometido similares situaciones, para efecto de que nos sea asignado algún contrato.</w:t>
+      </w:r>
+    </w:p>
+    <w:p>
+      <w:pPr>
+        <w:pStyle w:val="Textoindependiente"/>
+        <w:spacing w:before="247" w:line="360" w:lineRule="auto"/>
+        <w:ind w:left="260" w:right="253"/>
+        <w:jc w:val="both"/>
+      </w:pPr>
+      <w:r>
+        <w:t>El Proveedor reconoce y acepta que, sólo suministrará los Productos y/o prestará los</w:t>
+      </w:r>
+      <w:r>
+        <w:rPr>
+          <w:spacing w:val="-1"/>
+        </w:rPr>
+        <w:t xml:space="preserve"> </w:t>
+      </w:r>
+      <w:r>
+        <w:t>Servicios</w:t>
+      </w:r>
+      <w:r>
+        <w:rPr>
+          <w:spacing w:val="-1"/>
+        </w:rPr>
+        <w:t xml:space="preserve"> </w:t>
+      </w:r>
+      <w:r>
+        <w:t>especificados</w:t>
+      </w:r>
+      <w:r>
+        <w:rPr>
+          <w:spacing w:val="-1"/>
+        </w:rPr>
+        <w:t xml:space="preserve"> </w:t>
+      </w:r>
+      <w:r>
+        <w:t>en la correspondiente Orden de Compra y/o Servicio, y que</w:t>
+      </w:r>
+      <w:r>
+        <w:rPr>
+          <w:spacing w:val="76"/>
+        </w:rPr>
+        <w:t xml:space="preserve"> </w:t>
+      </w:r>
+      <w:r>
+        <w:t>tendrá</w:t>
+      </w:r>
+      <w:r>
+        <w:rPr>
+          <w:spacing w:val="76"/>
+        </w:rPr>
+        <w:t xml:space="preserve"> </w:t>
+      </w:r>
+      <w:r>
+        <w:t>estrictamente</w:t>
+      </w:r>
+      <w:r>
+        <w:rPr>
+          <w:spacing w:val="76"/>
+        </w:rPr>
+        <w:t xml:space="preserve"> </w:t>
+      </w:r>
+      <w:r>
+        <w:t>prohibido</w:t>
+      </w:r>
+      <w:r>
+        <w:rPr>
+          <w:spacing w:val="76"/>
+        </w:rPr>
+        <w:t xml:space="preserve"> </w:t>
+      </w:r>
+      <w:r>
+        <w:t>realizar</w:t>
+      </w:r>
+      <w:r>
+        <w:rPr>
+          <w:spacing w:val="70"/>
+        </w:rPr>
+        <w:t xml:space="preserve"> </w:t>
+      </w:r>
+      <w:r>
+        <w:t>actividades,</w:t>
+      </w:r>
+      <w:r>
+        <w:rPr>
+          <w:spacing w:val="73"/>
+        </w:rPr>
+        <w:t xml:space="preserve"> </w:t>
+      </w:r>
+      <w:r>
+        <w:t>entregar</w:t>
+      </w:r>
+      <w:r>
+        <w:rPr>
+          <w:spacing w:val="75"/>
+        </w:rPr>
+        <w:t xml:space="preserve"> </w:t>
+      </w:r>
+      <w:r>
+        <w:t>Productos</w:t>
+      </w:r>
+      <w:r>
+        <w:rPr>
+          <w:spacing w:val="75"/>
+        </w:rPr>
+        <w:t xml:space="preserve"> </w:t>
+      </w:r>
+      <w:r>
+        <w:t>o</w:t>
+      </w:r>
+    </w:p>
+    <w:p>
+      <w:pPr>
+        <w:pStyle w:val="Textoindependiente"/>
+        <w:spacing w:line="360" w:lineRule="auto"/>
+        <w:jc w:val="both"/>
+        <w:sectPr>
+          <w:headerReference w:type="default" r:id="rId6"/>
+          <w:type w:val="continuous"/>
+          <w:pgSz w:w="12240" w:h="19440"/>
+          <w:pgMar w:top="2320" w:right="1440" w:bottom="280" w:left="1440" w:header="931" w:footer="0" w:gutter="0"/>
+          <w:pgNumType w:start="1"/>
+          <w:cols w:space="720"/>
+        </w:sectPr>
+      </w:pPr>
+    </w:p>
+    <w:p>
+      <w:pPr>
+        <w:pStyle w:val="Textoindependiente"/>
+        <w:spacing w:before="112"/>
+      </w:pPr>
+    </w:p>
+    <w:p>
+      <w:pPr>
+        <w:pStyle w:val="Textoindependiente"/>
+        <w:spacing w:line="360" w:lineRule="auto"/>
+        <w:ind w:left="260" w:right="258"/>
+        <w:jc w:val="both"/>
+      </w:pPr>
+      <w:r>
+        <w:t>prestar Servicios distintos a los requeridos o no solicitados a través de la correspondiente</w:t>
+      </w:r>
+      <w:r>
+        <w:rPr>
+          <w:spacing w:val="-17"/>
+        </w:rPr>
+        <w:t xml:space="preserve"> </w:t>
+      </w:r>
+      <w:r>
+        <w:t>Orden</w:t>
+      </w:r>
+      <w:r>
+        <w:rPr>
+          <w:spacing w:val="-15"/>
+        </w:rPr>
+        <w:t xml:space="preserve"> </w:t>
+      </w:r>
+      <w:r>
+        <w:t>de</w:t>
+      </w:r>
+      <w:r>
+        <w:rPr>
+          <w:spacing w:val="-16"/>
+        </w:rPr>
+        <w:t xml:space="preserve"> </w:t>
+      </w:r>
+      <w:r>
+        <w:t>Compra</w:t>
+      </w:r>
+      <w:r>
+        <w:rPr>
+          <w:spacing w:val="-16"/>
+        </w:rPr>
+        <w:t xml:space="preserve"> </w:t>
+      </w:r>
+      <w:r>
+        <w:t>y/o</w:t>
+      </w:r>
+      <w:r>
+        <w:rPr>
+          <w:spacing w:val="-16"/>
+        </w:rPr>
+        <w:t xml:space="preserve"> </w:t>
+      </w:r>
+      <w:r>
+        <w:t>Servicio,</w:t>
+      </w:r>
+      <w:r>
+        <w:rPr>
+          <w:spacing w:val="-17"/>
+        </w:rPr>
+        <w:t xml:space="preserve"> </w:t>
+      </w:r>
+      <w:r>
+        <w:t>de</w:t>
+      </w:r>
+      <w:r>
+        <w:rPr>
+          <w:spacing w:val="-16"/>
+        </w:rPr>
+        <w:t xml:space="preserve"> </w:t>
+      </w:r>
+      <w:r>
+        <w:t>igual</w:t>
+      </w:r>
+      <w:r>
+        <w:rPr>
+          <w:spacing w:val="-16"/>
+        </w:rPr>
+        <w:t xml:space="preserve"> </w:t>
+      </w:r>
+      <w:r>
+        <w:t>manera,</w:t>
+      </w:r>
+      <w:r>
+        <w:rPr>
+          <w:spacing w:val="-17"/>
+        </w:rPr>
+        <w:t xml:space="preserve"> </w:t>
+      </w:r>
+      <w:r>
+        <w:t>no</w:t>
+      </w:r>
+      <w:r>
+        <w:rPr>
+          <w:spacing w:val="-16"/>
+        </w:rPr>
+        <w:t xml:space="preserve"> </w:t>
+      </w:r>
+      <w:r>
+        <w:t>se</w:t>
+      </w:r>
+      <w:r>
+        <w:rPr>
+          <w:spacing w:val="-16"/>
+        </w:rPr>
+        <w:t xml:space="preserve"> </w:t>
+      </w:r>
+      <w:r>
+        <w:t>tendrá</w:t>
+      </w:r>
+      <w:r>
+        <w:rPr>
+          <w:spacing w:val="-16"/>
+        </w:rPr>
+        <w:t xml:space="preserve"> </w:t>
+      </w:r>
+      <w:r>
+        <w:t xml:space="preserve">como válido ningún acuerdo u ofrecimiento verbal realizado por funcionarios de Grupo </w:t>
+      </w:r>
+      <w:proofErr w:type="spellStart"/>
+      <w:r>
+        <w:t>Another</w:t>
+      </w:r>
+      <w:proofErr w:type="spellEnd"/>
+      <w:r>
+        <w:t xml:space="preserve">, en caso de que dichas circunstancias llegaran a suceder, Grupo </w:t>
+      </w:r>
+      <w:proofErr w:type="spellStart"/>
+      <w:r>
+        <w:t>Another</w:t>
+      </w:r>
+      <w:proofErr w:type="spellEnd"/>
+      <w:r>
+        <w:t xml:space="preserve"> no</w:t>
+      </w:r>
+      <w:r>
+        <w:rPr>
+          <w:spacing w:val="-17"/>
+        </w:rPr>
+        <w:t xml:space="preserve"> </w:t>
+      </w:r>
+      <w:r>
+        <w:t>pagará</w:t>
+      </w:r>
+      <w:r>
+        <w:rPr>
+          <w:spacing w:val="-15"/>
+        </w:rPr>
+        <w:t xml:space="preserve"> </w:t>
+      </w:r>
+      <w:r>
+        <w:t>al</w:t>
+      </w:r>
+      <w:r>
+        <w:rPr>
+          <w:spacing w:val="-15"/>
+        </w:rPr>
+        <w:t xml:space="preserve"> </w:t>
+      </w:r>
+      <w:r>
+        <w:t>Proveedor</w:t>
+      </w:r>
+      <w:r>
+        <w:rPr>
+          <w:spacing w:val="-16"/>
+        </w:rPr>
+        <w:t xml:space="preserve"> </w:t>
+      </w:r>
+      <w:r>
+        <w:t>por</w:t>
+      </w:r>
+      <w:r>
+        <w:rPr>
+          <w:spacing w:val="-16"/>
+        </w:rPr>
+        <w:t xml:space="preserve"> </w:t>
+      </w:r>
+      <w:r>
+        <w:t>los</w:t>
+      </w:r>
+      <w:r>
+        <w:rPr>
+          <w:spacing w:val="-16"/>
+        </w:rPr>
+        <w:t xml:space="preserve"> </w:t>
+      </w:r>
+      <w:r>
+        <w:t>Productos</w:t>
+      </w:r>
+      <w:r>
+        <w:rPr>
+          <w:spacing w:val="-16"/>
+        </w:rPr>
+        <w:t xml:space="preserve"> </w:t>
+      </w:r>
+      <w:r>
+        <w:t>o</w:t>
+      </w:r>
+      <w:r>
+        <w:rPr>
+          <w:spacing w:val="-15"/>
+        </w:rPr>
+        <w:t xml:space="preserve"> </w:t>
+      </w:r>
+      <w:r>
+        <w:t>Servicios</w:t>
+      </w:r>
+      <w:r>
+        <w:rPr>
+          <w:spacing w:val="-16"/>
+        </w:rPr>
+        <w:t xml:space="preserve"> </w:t>
+      </w:r>
+      <w:r>
+        <w:t>prestados,</w:t>
+      </w:r>
+      <w:r>
+        <w:rPr>
+          <w:spacing w:val="-17"/>
+        </w:rPr>
+        <w:t xml:space="preserve"> </w:t>
+      </w:r>
+      <w:r>
+        <w:t>ni</w:t>
+      </w:r>
+      <w:r>
+        <w:rPr>
+          <w:spacing w:val="-15"/>
+        </w:rPr>
+        <w:t xml:space="preserve"> </w:t>
+      </w:r>
+      <w:r>
+        <w:t>asumirá</w:t>
+      </w:r>
+      <w:r>
+        <w:rPr>
+          <w:spacing w:val="-15"/>
+        </w:rPr>
+        <w:t xml:space="preserve"> </w:t>
+      </w:r>
+      <w:r>
+        <w:t>el</w:t>
+      </w:r>
+      <w:r>
+        <w:rPr>
+          <w:spacing w:val="-15"/>
+        </w:rPr>
+        <w:t xml:space="preserve"> </w:t>
+      </w:r>
+      <w:r>
+        <w:t>costo, directo o indirecto, que pudiera resultar de los mismos o en relación con estos.</w:t>
+      </w:r>
+    </w:p>
+    <w:p>
+      <w:pPr>
+        <w:pStyle w:val="Textoindependiente"/>
+        <w:spacing w:before="242" w:line="360" w:lineRule="auto"/>
+        <w:ind w:left="260" w:right="250"/>
+        <w:jc w:val="both"/>
+      </w:pPr>
+      <w:r>
+        <w:t xml:space="preserve">La inobservancia por parte del Proveedor a los términos aquí establecidos constituirá causa de terminación inmediata de cualquier tipo de acuerdo que en su caso haya sido formalizado con Grupo </w:t>
+      </w:r>
+      <w:proofErr w:type="spellStart"/>
+      <w:r>
+        <w:t>Another</w:t>
+      </w:r>
+      <w:proofErr w:type="spellEnd"/>
+      <w:r>
+        <w:t xml:space="preserve"> sin ninguna responsabilidad de su </w:t>
+      </w:r>
+      <w:r>
+        <w:rPr>
+          <w:spacing w:val="-2"/>
+        </w:rPr>
+        <w:t>parte.</w:t>
+      </w:r>
+    </w:p>
+    <w:p>
+      <w:pPr>
+        <w:pStyle w:val="Textoindependiente"/>
+        <w:spacing w:before="239" w:line="360" w:lineRule="auto"/>
+        <w:ind w:left="260" w:right="250"/>
+        <w:jc w:val="both"/>
+      </w:pPr>
+      <w:r>
+        <w:t xml:space="preserve">Por lo anterior, en mi carácter de Proveedor de Grupo </w:t>
+      </w:r>
+      <w:proofErr w:type="spellStart"/>
+      <w:r>
+        <w:t>Another</w:t>
+      </w:r>
+      <w:proofErr w:type="spellEnd"/>
+      <w:r>
+        <w:t xml:space="preserve"> manifiesto bajo protesta de decir verdad, que toda la información proporcionada en el presente documento es verdadera.</w:t>
+      </w:r>
+    </w:p>
+    <w:p>
+      <w:pPr>
+        <w:pStyle w:val="Textoindependiente"/>
+        <w:spacing w:before="239" w:line="360" w:lineRule="auto"/>
+        <w:ind w:left="260" w:right="250"/>
+        <w:jc w:val="both"/>
+      </w:pPr>
+    </w:p>
+    <w:p>
+      <w:pPr>
+        <w:pStyle w:val="Textoindependiente"/>
+        <w:spacing w:before="1"/>
+        <w:ind w:left="260"/>
+      </w:pPr>
+      <w:r>
+        <w:rPr>
+          <w:spacing w:val="-2"/>
+        </w:rPr>
+        <w:t>Atentamente.</w:t>
+      </w:r>
+    </w:p>
+    <w:p>
+      <w:pPr>
+        <w:pStyle w:val="Textoindependiente"/>
+        <w:spacing w:before="3"/>
+      </w:pPr>
+    </w:p>
+    <w:p>
+      <w:pPr>
+        <w:pStyle w:val="Textoindependiente"/>
+        <w:ind w:left="260"/>
+      </w:pPr>
+      <w:r>
+        <w:t>Nombre</w:t>
+      </w:r>
+      <w:r>
+        <w:rPr>
+          <w:spacing w:val="-3"/>
+        </w:rPr>
+        <w:t xml:space="preserve"> </w:t>
+      </w:r>
+      <w:r>
+        <w:t>del</w:t>
+      </w:r>
+      <w:r>
+        <w:rPr>
+          <w:spacing w:val="-3"/>
+        </w:rPr>
+        <w:t xml:space="preserve"> </w:t>
+      </w:r>
+      <w:r>
+        <w:t>Proveedor</w:t>
+      </w:r>
+      <w:r>
+        <w:rPr>
+          <w:spacing w:val="-3"/>
+        </w:rPr>
+        <w:t xml:space="preserve"> </w:t>
+      </w:r>
+      <w:r>
+        <w:t>o</w:t>
+      </w:r>
+      <w:r>
+        <w:rPr>
+          <w:spacing w:val="-3"/>
+        </w:rPr>
+        <w:t xml:space="preserve"> </w:t>
+      </w:r>
+      <w:r>
+        <w:t>Razón</w:t>
+      </w:r>
+      <w:r>
+        <w:rPr>
+          <w:spacing w:val="-2"/>
+        </w:rPr>
+        <w:t xml:space="preserve"> Social:</w:t>
+      </w:r>
+    </w:p>
+    <w:p>
+      <w:pPr>
+        <w:pStyle w:val="Textoindependiente"/>
+        <w:spacing w:before="8"/>
+      </w:pPr>
+    </w:p>
+    <w:p>
+      <w:pPr>
+        <w:pStyle w:val="Textoindependiente"/>
+        <w:ind w:left="260"/>
+      </w:pPr>
+      <w:r>
+        <w:t>Nombre</w:t>
+      </w:r>
+      <w:r>
+        <w:rPr>
+          <w:spacing w:val="-5"/>
+        </w:rPr>
+        <w:t xml:space="preserve"> </w:t>
+      </w:r>
+      <w:r>
+        <w:t>del</w:t>
+      </w:r>
+      <w:r>
+        <w:rPr>
+          <w:spacing w:val="-4"/>
+        </w:rPr>
+        <w:t xml:space="preserve"> </w:t>
+      </w:r>
+      <w:r>
+        <w:t>Representante</w:t>
+      </w:r>
+      <w:r>
+        <w:rPr>
+          <w:spacing w:val="-4"/>
+        </w:rPr>
+        <w:t xml:space="preserve"> </w:t>
+      </w:r>
+      <w:r>
+        <w:rPr>
+          <w:spacing w:val="-2"/>
+        </w:rPr>
+        <w:t>Legal:</w:t>
+      </w:r>
+    </w:p>
+    <w:p>
+      <w:pPr>
+        <w:pStyle w:val="Textoindependiente"/>
+        <w:spacing w:before="214"/>
+        <w:ind w:left="260"/>
+      </w:pPr>
+      <w:r>
+        <w:t>Firma</w:t>
+      </w:r>
+      <w:r>
+        <w:rPr>
+          <w:spacing w:val="-4"/>
+        </w:rPr>
+        <w:t xml:space="preserve"> </w:t>
+      </w:r>
+      <w:r>
+        <w:t>de</w:t>
+      </w:r>
+      <w:r>
+        <w:rPr>
+          <w:spacing w:val="-4"/>
+        </w:rPr>
+        <w:t xml:space="preserve"> </w:t>
+      </w:r>
+      <w:r>
+        <w:t>Proveedor</w:t>
+      </w:r>
+      <w:r>
+        <w:rPr>
+          <w:spacing w:val="-4"/>
+        </w:rPr>
+        <w:t xml:space="preserve"> </w:t>
+      </w:r>
+      <w:r>
+        <w:t>o</w:t>
+      </w:r>
+      <w:r>
+        <w:rPr>
+          <w:spacing w:val="-4"/>
+        </w:rPr>
+        <w:t xml:space="preserve"> </w:t>
+      </w:r>
+      <w:r>
+        <w:t>Representante</w:t>
+      </w:r>
+      <w:r>
+        <w:rPr>
+          <w:spacing w:val="-3"/>
+        </w:rPr>
+        <w:t xml:space="preserve"> </w:t>
+      </w:r>
+      <w:r>
+        <w:rPr>
+          <w:spacing w:val="-2"/>
+        </w:rPr>
+        <w:t>Legal:</w:t>
+      </w:r>
+    </w:p>
+    <w:p>
+      <w:pPr>
+        <w:pStyle w:val="Textoindependiente"/>
+      </w:pPr>
+    </w:p>
+    <w:p>
+      <w:pPr>
+        <w:pStyle w:val="Textoindependiente"/>
+        <w:spacing w:before="206"/>
+      </w:pPr>
+    </w:p>
+    <w:p>
+      <w:pPr>
+        <w:pStyle w:val="Ttulo1"/>
+        <w:spacing w:before="1"/>
+      </w:pPr>
+      <w:r>
+        <w:t>MANIFESTACIÓN</w:t>
+      </w:r>
+      <w:r>
+        <w:rPr>
+          <w:spacing w:val="-9"/>
+        </w:rPr>
+        <w:t xml:space="preserve"> </w:t>
+      </w:r>
+      <w:r>
+        <w:t>DE</w:t>
+      </w:r>
+      <w:r>
+        <w:rPr>
+          <w:spacing w:val="-4"/>
+        </w:rPr>
+        <w:t xml:space="preserve"> </w:t>
+      </w:r>
+      <w:r>
+        <w:t>CONFLICTO</w:t>
+      </w:r>
+      <w:r>
+        <w:rPr>
+          <w:spacing w:val="-4"/>
+        </w:rPr>
+        <w:t xml:space="preserve"> </w:t>
+      </w:r>
+      <w:r>
+        <w:t>DE</w:t>
+      </w:r>
+      <w:r>
+        <w:rPr>
+          <w:spacing w:val="-4"/>
+        </w:rPr>
+        <w:t xml:space="preserve"> </w:t>
+      </w:r>
+      <w:r>
+        <w:rPr>
+          <w:spacing w:val="-2"/>
+        </w:rPr>
+        <w:t>INTERÉS.</w:t>
+      </w:r>
+    </w:p>
+    <w:p>
+      <w:pPr>
+        <w:pStyle w:val="Textoindependiente"/>
+        <w:spacing w:before="269"/>
+        <w:rPr>
+          <w:rFonts w:ascii="Arial"/>
+          <w:b/>
+          <w:sz w:val="32"/>
+        </w:rPr>
+      </w:pPr>
+    </w:p>
+    <w:p>
+      <w:pPr>
+        <w:ind w:left="260"/>
+        <w:rPr>
+          <w:rFonts w:ascii="Arial" w:hAnsi="Arial"/>
+          <w:b/>
+          <w:sz w:val="24"/>
+        </w:rPr>
+      </w:pPr>
+      <w:r>
+        <w:rPr>
+          <w:sz w:val="24"/>
+        </w:rPr>
+        <w:t>Por</w:t>
+      </w:r>
+      <w:r>
+        <w:rPr>
+          <w:spacing w:val="5"/>
+          <w:sz w:val="24"/>
+        </w:rPr>
+        <w:t xml:space="preserve"> </w:t>
+      </w:r>
+      <w:r>
+        <w:rPr>
+          <w:sz w:val="24"/>
+        </w:rPr>
+        <w:t>este</w:t>
+      </w:r>
+      <w:r>
+        <w:rPr>
+          <w:spacing w:val="9"/>
+          <w:sz w:val="24"/>
+        </w:rPr>
+        <w:t xml:space="preserve"> </w:t>
+      </w:r>
+      <w:r>
+        <w:rPr>
+          <w:sz w:val="24"/>
+        </w:rPr>
+        <w:t>conducto</w:t>
+      </w:r>
+      <w:r>
+        <w:rPr>
+          <w:spacing w:val="8"/>
+          <w:sz w:val="24"/>
+        </w:rPr>
+        <w:t xml:space="preserve"> </w:t>
+      </w:r>
+      <w:r>
+        <w:rPr>
+          <w:sz w:val="24"/>
+        </w:rPr>
+        <w:t>en</w:t>
+      </w:r>
+      <w:r>
+        <w:rPr>
+          <w:spacing w:val="9"/>
+          <w:sz w:val="24"/>
+        </w:rPr>
+        <w:t xml:space="preserve"> </w:t>
+      </w:r>
+      <w:r>
+        <w:rPr>
+          <w:sz w:val="24"/>
+        </w:rPr>
+        <w:t>mi</w:t>
+      </w:r>
+      <w:r>
+        <w:rPr>
+          <w:spacing w:val="8"/>
+          <w:sz w:val="24"/>
+        </w:rPr>
+        <w:t xml:space="preserve"> </w:t>
+      </w:r>
+      <w:r>
+        <w:rPr>
+          <w:sz w:val="24"/>
+        </w:rPr>
+        <w:t>carácter</w:t>
+      </w:r>
+      <w:r>
+        <w:rPr>
+          <w:spacing w:val="8"/>
+          <w:sz w:val="24"/>
+        </w:rPr>
+        <w:t xml:space="preserve"> </w:t>
+      </w:r>
+      <w:r>
+        <w:rPr>
+          <w:sz w:val="24"/>
+        </w:rPr>
+        <w:t>de</w:t>
+      </w:r>
+      <w:r>
+        <w:rPr>
+          <w:spacing w:val="9"/>
+          <w:sz w:val="24"/>
+        </w:rPr>
+        <w:t xml:space="preserve"> </w:t>
+      </w:r>
+      <w:r>
+        <w:rPr>
+          <w:sz w:val="24"/>
+        </w:rPr>
+        <w:t>Proveedor</w:t>
+      </w:r>
+      <w:r>
+        <w:rPr>
+          <w:spacing w:val="2"/>
+          <w:sz w:val="24"/>
+        </w:rPr>
+        <w:t xml:space="preserve"> </w:t>
+      </w:r>
+      <w:r>
+        <w:rPr>
+          <w:sz w:val="24"/>
+        </w:rPr>
+        <w:t>de</w:t>
+      </w:r>
+      <w:r>
+        <w:rPr>
+          <w:spacing w:val="16"/>
+          <w:sz w:val="24"/>
+        </w:rPr>
+        <w:t xml:space="preserve"> </w:t>
+      </w:r>
+      <w:r>
+        <w:rPr>
+          <w:rFonts w:ascii="Arial" w:hAnsi="Arial"/>
+          <w:b/>
+          <w:sz w:val="24"/>
+        </w:rPr>
+        <w:t>ACCOMS</w:t>
+      </w:r>
+      <w:r>
+        <w:rPr>
+          <w:rFonts w:ascii="Arial" w:hAnsi="Arial"/>
+          <w:b/>
+          <w:spacing w:val="7"/>
+          <w:sz w:val="24"/>
+        </w:rPr>
+        <w:t xml:space="preserve"> </w:t>
+      </w:r>
+      <w:r>
+        <w:rPr>
+          <w:rFonts w:ascii="Arial" w:hAnsi="Arial"/>
+          <w:b/>
+          <w:sz w:val="24"/>
+        </w:rPr>
+        <w:t>LATAM,</w:t>
+      </w:r>
+      <w:r>
+        <w:rPr>
+          <w:rFonts w:ascii="Arial" w:hAnsi="Arial"/>
+          <w:b/>
+          <w:spacing w:val="6"/>
+          <w:sz w:val="24"/>
+        </w:rPr>
+        <w:t xml:space="preserve"> </w:t>
+      </w:r>
+      <w:r>
+        <w:rPr>
+          <w:rFonts w:ascii="Arial" w:hAnsi="Arial"/>
+          <w:b/>
+          <w:sz w:val="24"/>
+        </w:rPr>
+        <w:t>S.A.P.I.</w:t>
+      </w:r>
+      <w:r>
+        <w:rPr>
+          <w:rFonts w:ascii="Arial" w:hAnsi="Arial"/>
+          <w:b/>
+          <w:spacing w:val="11"/>
+          <w:sz w:val="24"/>
+        </w:rPr>
+        <w:t xml:space="preserve"> </w:t>
+      </w:r>
+      <w:r>
+        <w:rPr>
+          <w:rFonts w:ascii="Arial" w:hAnsi="Arial"/>
+          <w:b/>
+          <w:spacing w:val="-5"/>
+          <w:sz w:val="24"/>
+        </w:rPr>
+        <w:t>de</w:t>
+      </w:r>
+    </w:p>
+    <w:p>
+      <w:pPr>
+        <w:pStyle w:val="Textoindependiente"/>
+        <w:spacing w:before="139"/>
+        <w:ind w:left="260"/>
+      </w:pPr>
+      <w:r>
+        <w:rPr>
+          <w:rFonts w:ascii="Arial"/>
+          <w:b/>
+        </w:rPr>
+        <w:t>C.V.</w:t>
+      </w:r>
+      <w:r>
+        <w:rPr>
+          <w:rFonts w:ascii="Arial"/>
+          <w:b/>
+          <w:spacing w:val="-10"/>
+        </w:rPr>
+        <w:t xml:space="preserve"> </w:t>
+      </w:r>
+      <w:r>
+        <w:t>sus</w:t>
+      </w:r>
+      <w:r>
+        <w:rPr>
+          <w:spacing w:val="-1"/>
+        </w:rPr>
+        <w:t xml:space="preserve"> </w:t>
+      </w:r>
+      <w:r>
+        <w:t>controladoras,</w:t>
+      </w:r>
+      <w:r>
+        <w:rPr>
+          <w:spacing w:val="-9"/>
+        </w:rPr>
+        <w:t xml:space="preserve"> </w:t>
+      </w:r>
+      <w:r>
+        <w:t>subsidiarias</w:t>
+      </w:r>
+      <w:r>
+        <w:rPr>
+          <w:spacing w:val="-6"/>
+        </w:rPr>
+        <w:t xml:space="preserve"> </w:t>
+      </w:r>
+      <w:r>
+        <w:t>y/o</w:t>
+      </w:r>
+      <w:r>
+        <w:rPr>
+          <w:spacing w:val="-5"/>
+        </w:rPr>
+        <w:t xml:space="preserve"> </w:t>
+      </w:r>
+      <w:r>
+        <w:t>filiales,</w:t>
+      </w:r>
+      <w:r>
+        <w:rPr>
+          <w:spacing w:val="-9"/>
+        </w:rPr>
+        <w:t xml:space="preserve"> </w:t>
+      </w:r>
+      <w:r>
+        <w:t>(en</w:t>
+      </w:r>
+      <w:r>
+        <w:rPr>
+          <w:spacing w:val="-5"/>
+        </w:rPr>
+        <w:t xml:space="preserve"> </w:t>
+      </w:r>
+      <w:r>
+        <w:t>lo</w:t>
+      </w:r>
+      <w:r>
+        <w:rPr>
+          <w:spacing w:val="-5"/>
+        </w:rPr>
+        <w:t xml:space="preserve"> </w:t>
+      </w:r>
+      <w:r>
+        <w:t>sucesivo</w:t>
+      </w:r>
+      <w:r>
+        <w:rPr>
+          <w:spacing w:val="-6"/>
+        </w:rPr>
+        <w:t xml:space="preserve"> </w:t>
+      </w:r>
+      <w:r>
+        <w:t>de</w:t>
+      </w:r>
+      <w:r>
+        <w:rPr>
+          <w:spacing w:val="-5"/>
+        </w:rPr>
+        <w:t xml:space="preserve"> </w:t>
+      </w:r>
+      <w:r>
+        <w:t>manera</w:t>
+      </w:r>
+      <w:r>
+        <w:rPr>
+          <w:spacing w:val="-5"/>
+        </w:rPr>
+        <w:t xml:space="preserve"> </w:t>
+      </w:r>
+      <w:r>
+        <w:rPr>
+          <w:spacing w:val="-2"/>
+        </w:rPr>
+        <w:t>conjunta</w:t>
+      </w:r>
+    </w:p>
+    <w:p>
+      <w:pPr>
+        <w:pStyle w:val="Textoindependiente"/>
+        <w:spacing w:before="139"/>
+        <w:ind w:left="260"/>
+      </w:pPr>
+      <w:r>
+        <w:t>“</w:t>
+      </w:r>
+      <w:r>
+        <w:rPr>
+          <w:rFonts w:ascii="Arial" w:hAnsi="Arial"/>
+          <w:b/>
+          <w:u w:val="single"/>
+        </w:rPr>
+        <w:t>Grupo</w:t>
+      </w:r>
+      <w:r>
+        <w:rPr>
+          <w:rFonts w:ascii="Arial" w:hAnsi="Arial"/>
+          <w:b/>
+          <w:spacing w:val="-6"/>
+          <w:u w:val="single"/>
+        </w:rPr>
+        <w:t xml:space="preserve"> </w:t>
+      </w:r>
+      <w:proofErr w:type="spellStart"/>
+      <w:r>
+        <w:rPr>
+          <w:rFonts w:ascii="Arial" w:hAnsi="Arial"/>
+          <w:b/>
+          <w:u w:val="single"/>
+        </w:rPr>
+        <w:t>Another</w:t>
+      </w:r>
+      <w:proofErr w:type="spellEnd"/>
+      <w:r>
+        <w:t>”)</w:t>
+      </w:r>
+      <w:r>
+        <w:rPr>
+          <w:spacing w:val="-4"/>
+        </w:rPr>
+        <w:t xml:space="preserve"> </w:t>
+      </w:r>
+      <w:r>
+        <w:t>hago</w:t>
+      </w:r>
+      <w:r>
+        <w:rPr>
+          <w:spacing w:val="-2"/>
+        </w:rPr>
+        <w:t xml:space="preserve"> </w:t>
+      </w:r>
+      <w:r>
+        <w:t>de</w:t>
+      </w:r>
+      <w:r>
+        <w:rPr>
+          <w:spacing w:val="-3"/>
+        </w:rPr>
+        <w:t xml:space="preserve"> </w:t>
+      </w:r>
+      <w:r>
+        <w:t>su</w:t>
+      </w:r>
+      <w:r>
+        <w:rPr>
+          <w:spacing w:val="-3"/>
+        </w:rPr>
+        <w:t xml:space="preserve"> </w:t>
+      </w:r>
+      <w:r>
+        <w:t>conocimiento</w:t>
+      </w:r>
+      <w:r>
+        <w:rPr>
+          <w:spacing w:val="-2"/>
+        </w:rPr>
+        <w:t xml:space="preserve"> </w:t>
+      </w:r>
+      <w:r>
+        <w:t>y</w:t>
+      </w:r>
+      <w:r>
+        <w:rPr>
+          <w:spacing w:val="-4"/>
+        </w:rPr>
+        <w:t xml:space="preserve"> </w:t>
+      </w:r>
+      <w:r>
+        <w:t>declaro</w:t>
+      </w:r>
+      <w:r>
+        <w:rPr>
+          <w:spacing w:val="-3"/>
+        </w:rPr>
+        <w:t xml:space="preserve"> </w:t>
+      </w:r>
+      <w:r>
+        <w:t>expresamente</w:t>
+      </w:r>
+      <w:r>
+        <w:rPr>
+          <w:spacing w:val="-2"/>
+        </w:rPr>
+        <w:t xml:space="preserve"> </w:t>
+      </w:r>
+      <w:r>
+        <w:rPr>
+          <w:spacing w:val="-4"/>
+        </w:rPr>
+        <w:t>que:</w:t>
+      </w:r>
+    </w:p>
+    <w:p>
+      <w:pPr>
+        <w:pStyle w:val="Textoindependiente"/>
+        <w:spacing w:before="103"/>
+      </w:pPr>
+    </w:p>
+    <w:p>
+      <w:pPr>
+        <w:pStyle w:val="Textoindependiente"/>
+        <w:spacing w:line="360" w:lineRule="auto"/>
+        <w:ind w:left="260"/>
+        <w:sectPr>
+          <w:pgSz w:w="12240" w:h="19440"/>
+          <w:pgMar w:top="2320" w:right="1440" w:bottom="280" w:left="1440" w:header="931" w:footer="0" w:gutter="0"/>
+          <w:cols w:space="720"/>
+        </w:sectPr>
+      </w:pPr>
+      <w:r>
+        <w:t>1.- Existe una relación personal, familiar, amistad, trabajo o de negocios directa o indirecta</w:t>
+      </w:r>
+      <w:r>
+        <w:rPr>
+          <w:spacing w:val="-3"/>
+        </w:rPr>
+        <w:t xml:space="preserve"> </w:t>
+      </w:r>
+      <w:r>
+        <w:t>en</w:t>
+      </w:r>
+      <w:r>
+        <w:rPr>
+          <w:spacing w:val="-3"/>
+        </w:rPr>
+        <w:t xml:space="preserve"> </w:t>
+      </w:r>
+      <w:r>
+        <w:t>las</w:t>
+      </w:r>
+      <w:r>
+        <w:rPr>
+          <w:spacing w:val="-3"/>
+        </w:rPr>
+        <w:t xml:space="preserve"> </w:t>
+      </w:r>
+      <w:r>
+        <w:t>relaciones</w:t>
+      </w:r>
+      <w:r>
+        <w:rPr>
+          <w:spacing w:val="-4"/>
+        </w:rPr>
+        <w:t xml:space="preserve"> </w:t>
+      </w:r>
+      <w:r>
+        <w:t>comerciales</w:t>
+      </w:r>
+      <w:r>
+        <w:rPr>
+          <w:spacing w:val="-3"/>
+        </w:rPr>
+        <w:t xml:space="preserve"> </w:t>
+      </w:r>
+      <w:r>
+        <w:t>de</w:t>
+      </w:r>
+      <w:r>
+        <w:rPr>
+          <w:spacing w:val="-2"/>
+        </w:rPr>
+        <w:t xml:space="preserve"> </w:t>
+      </w:r>
+      <w:r>
+        <w:t>algún</w:t>
+      </w:r>
+      <w:r>
+        <w:rPr>
+          <w:spacing w:val="-7"/>
+        </w:rPr>
+        <w:t xml:space="preserve"> </w:t>
+      </w:r>
+      <w:r>
+        <w:t>empleado</w:t>
+      </w:r>
+      <w:r>
+        <w:rPr>
+          <w:spacing w:val="-3"/>
+        </w:rPr>
+        <w:t xml:space="preserve"> </w:t>
+      </w:r>
+      <w:r>
+        <w:t>o</w:t>
+      </w:r>
+      <w:r>
+        <w:rPr>
+          <w:spacing w:val="-2"/>
+        </w:rPr>
+        <w:t xml:space="preserve"> </w:t>
+      </w:r>
+      <w:r>
+        <w:t>de</w:t>
+      </w:r>
+      <w:r>
+        <w:rPr>
+          <w:spacing w:val="-3"/>
+        </w:rPr>
+        <w:t xml:space="preserve"> </w:t>
+      </w:r>
+      <w:r>
+        <w:t>algún</w:t>
+      </w:r>
+      <w:r>
+        <w:rPr>
+          <w:spacing w:val="-2"/>
+        </w:rPr>
+        <w:t xml:space="preserve"> </w:t>
+      </w:r>
+      <w:r>
+        <w:t>familiar</w:t>
+      </w:r>
+      <w:r>
+        <w:rPr>
+          <w:spacing w:val="-4"/>
+        </w:rPr>
+        <w:t xml:space="preserve"> </w:t>
+      </w:r>
+      <w:r>
+        <w:t>de</w:t>
+      </w:r>
+      <w:r>
+        <w:rPr>
+          <w:spacing w:val="3"/>
+        </w:rPr>
+        <w:t xml:space="preserve"> </w:t>
+      </w:r>
+      <w:r>
+        <w:rPr>
+          <w:spacing w:val="-5"/>
+        </w:rPr>
+        <w:t>la</w:t>
+      </w:r>
+    </w:p>
+    <w:p>
+      <w:pPr>
+        <w:pStyle w:val="Textoindependiente"/>
+        <w:spacing w:line="360" w:lineRule="auto"/>
+        <w:ind w:right="127"/>
+      </w:pPr>
+      <w:r>
+        <w:lastRenderedPageBreak/>
+        <w:t xml:space="preserve">empresa que represento con Grupo </w:t>
+      </w:r>
+      <w:proofErr w:type="spellStart"/>
+      <w:r>
+        <w:t>Another</w:t>
+      </w:r>
+      <w:proofErr w:type="spellEnd"/>
+      <w:r>
+        <w:t>, por lo tanto, manifiesto bajo protesta de decir verdad e indico el tipo de relación existente:</w:t>
+      </w:r>
+    </w:p>
+    <w:p>
+      <w:pPr>
+        <w:pStyle w:val="Textoindependiente"/>
+        <w:rPr>
+          <w:sz w:val="20"/>
+        </w:rPr>
+      </w:pPr>
+    </w:p>
+    <w:p>
+      <w:pPr>
+        <w:pStyle w:val="Textoindependiente"/>
+        <w:spacing w:before="197"/>
+        <w:rPr>
+          <w:sz w:val="20"/>
+        </w:rPr>
+      </w:pPr>
+    </w:p>
+    <w:tbl>
+      <w:tblPr>
+        <w:tblStyle w:val="TableNormal"/>
+        <w:tblW w:w="0" w:type="auto"/>
+        <w:tblInd w:w="205" w:type="dxa"/>
+        <w:tblBorders>
+          <w:top w:val="single" w:sz="4" w:space="0" w:color="000000"/>
+          <w:left w:val="single" w:sz="4" w:space="0" w:color="000000"/>
+          <w:bottom w:val="single" w:sz="4" w:space="0" w:color="000000"/>
+          <w:right w:val="single" w:sz="4" w:space="0" w:color="000000"/>
+          <w:insideH w:val="single" w:sz="4" w:space="0" w:color="000000"/>
+          <w:insideV w:val="single" w:sz="4" w:space="0" w:color="000000"/>
+        </w:tblBorders>
+        <w:tblLayout w:type="fixed"/>
+        <w:tblLook w:val="01E0" w:firstRow="1" w:lastRow="1" w:firstColumn="1" w:lastColumn="1" w:noHBand="0" w:noVBand="0"/>
+      </w:tblPr>
+      <w:tblGrid>
+        <w:gridCol w:w="3667"/>
+        <w:gridCol w:w="5135"/>
+      </w:tblGrid>
+      <w:tr>
+        <w:trPr>
+          <w:trHeight w:val="1045"/>
+        </w:trPr>
+        <w:tc>
+          <w:tcPr>
+            <w:tcW w:w="3667" w:type="dxa"/>
+            <w:tcBorders>
+              <w:right w:val="single" w:sz="6" w:space="0" w:color="000000"/>
+            </w:tcBorders>
+          </w:tcPr>
+          <w:p>
+            <w:pPr>
+              <w:pStyle w:val="TableParagraph"/>
+              <w:spacing w:before="189"/>
+              <w:rPr>
+                <w:sz w:val="24"/>
+              </w:rPr>
+            </w:pPr>
+          </w:p>
+          <w:p>
+            <w:pPr>
+              <w:pStyle w:val="TableParagraph"/>
+              <w:ind w:left="105"/>
+              <w:rPr>
+                <w:sz w:val="24"/>
+              </w:rPr>
+            </w:pPr>
+            <w:r>
+              <w:rPr>
+                <w:sz w:val="24"/>
+              </w:rPr>
+              <w:t>Nombre de</w:t>
+            </w:r>
+            <w:r>
+              <w:rPr>
+                <w:spacing w:val="-2"/>
+                <w:sz w:val="24"/>
+              </w:rPr>
+              <w:t xml:space="preserve"> </w:t>
+            </w:r>
+            <w:r>
+              <w:rPr>
+                <w:sz w:val="24"/>
+              </w:rPr>
+              <w:t xml:space="preserve">la </w:t>
+            </w:r>
+            <w:r>
+              <w:rPr>
+                <w:spacing w:val="-2"/>
+                <w:sz w:val="24"/>
+              </w:rPr>
+              <w:t>Persona.</w:t>
+            </w:r>
+          </w:p>
+        </w:tc>
+        <w:tc>
+          <w:tcPr>
+            <w:tcW w:w="5135" w:type="dxa"/>
+            <w:tcBorders>
+              <w:left w:val="single" w:sz="6" w:space="0" w:color="000000"/>
+            </w:tcBorders>
+          </w:tcPr>
+          <w:p>
+            <w:pPr>
+              <w:pStyle w:val="TableParagraph"/>
+              <w:spacing w:before="189"/>
+              <w:rPr>
+                <w:sz w:val="24"/>
+              </w:rPr>
+            </w:pPr>
+          </w:p>
+          <w:p>
+            <w:pPr>
+              <w:pStyle w:val="TableParagraph"/>
+              <w:ind w:left="102"/>
+              <w:rPr>
+                <w:sz w:val="24"/>
+              </w:rPr>
+            </w:pPr>
+            <w:r>
+              <w:rPr>
+                <w:spacing w:val="-2"/>
+                <w:sz w:val="24"/>
+              </w:rPr>
+              <w:t>Relación.</w:t>
+            </w:r>
+          </w:p>
+        </w:tc>
+      </w:tr>
+      <w:tr>
+        <w:trPr>
+          <w:trHeight w:val="1045"/>
+        </w:trPr>
+        <w:tc>
+          <w:tcPr>
+            <w:tcW w:w="3667" w:type="dxa"/>
+            <w:tcBorders>
+              <w:right w:val="single" w:sz="6" w:space="0" w:color="000000"/>
+            </w:tcBorders>
+          </w:tcPr>
+          <w:p>
+            <w:pPr>
+              <w:pStyle w:val="TableParagraph"/>
+              <w:spacing w:before="188"/>
+              <w:rPr>
+                <w:sz w:val="24"/>
+              </w:rPr>
+            </w:pPr>
+          </w:p>
+          <w:p>
+            <w:pPr>
+              <w:pStyle w:val="TableParagraph"/>
+              <w:spacing w:before="1"/>
+              <w:ind w:left="105"/>
+              <w:rPr>
+                <w:sz w:val="24"/>
+              </w:rPr>
+            </w:pPr>
+            <w:r>
+              <w:rPr>
+                <w:sz w:val="24"/>
+              </w:rPr>
+              <w:t>Descripción</w:t>
+            </w:r>
+            <w:r>
+              <w:rPr>
+                <w:spacing w:val="-3"/>
+                <w:sz w:val="24"/>
+              </w:rPr>
+              <w:t xml:space="preserve"> </w:t>
+            </w:r>
+            <w:r>
+              <w:rPr>
+                <w:sz w:val="24"/>
+              </w:rPr>
+              <w:t>de</w:t>
+            </w:r>
+            <w:r>
+              <w:rPr>
+                <w:spacing w:val="-3"/>
+                <w:sz w:val="24"/>
+              </w:rPr>
+              <w:t xml:space="preserve"> </w:t>
+            </w:r>
+            <w:r>
+              <w:rPr>
+                <w:sz w:val="24"/>
+              </w:rPr>
+              <w:t>la</w:t>
+            </w:r>
+            <w:r>
+              <w:rPr>
+                <w:spacing w:val="-3"/>
+                <w:sz w:val="24"/>
+              </w:rPr>
+              <w:t xml:space="preserve"> </w:t>
+            </w:r>
+            <w:r>
+              <w:rPr>
+                <w:spacing w:val="-2"/>
+                <w:sz w:val="24"/>
+              </w:rPr>
+              <w:t>Relación:</w:t>
+            </w:r>
+          </w:p>
+        </w:tc>
+        <w:tc>
+          <w:tcPr>
+            <w:tcW w:w="5135" w:type="dxa"/>
+            <w:tcBorders>
+              <w:left w:val="single" w:sz="6" w:space="0" w:color="000000"/>
+            </w:tcBorders>
+          </w:tcPr>
+          <w:p>
+            <w:pPr>
+              <w:pStyle w:val="TableParagraph"/>
+              <w:rPr>
+                <w:rFonts w:ascii="Times New Roman"/>
+                <w:sz w:val="24"/>
+              </w:rPr>
+            </w:pPr>
+          </w:p>
+        </w:tc>
+      </w:tr>
+    </w:tbl>
+    <w:p>
+      <w:pPr>
+        <w:pStyle w:val="Textoindependiente"/>
+        <w:spacing w:before="139"/>
+      </w:pPr>
+    </w:p>
+    <w:p>
+      <w:pPr>
+        <w:pStyle w:val="Textoindependiente"/>
+        <w:spacing w:before="1" w:line="357" w:lineRule="auto"/>
+        <w:ind w:left="260" w:right="251"/>
+        <w:jc w:val="both"/>
+      </w:pPr>
+      <w:r>
+        <w:t xml:space="preserve">2.- Algún directivo, ejecutivo, apoderado o dueño directo, asesor, representante o consultor de la empresa que represento, es colaborador de Grupo </w:t>
+      </w:r>
+      <w:proofErr w:type="spellStart"/>
+      <w:r>
+        <w:t>Another</w:t>
+      </w:r>
+      <w:proofErr w:type="spellEnd"/>
+      <w:r>
+        <w:t>, por lo tanto,</w:t>
+      </w:r>
+      <w:r>
+        <w:rPr>
+          <w:spacing w:val="-8"/>
+        </w:rPr>
+        <w:t xml:space="preserve"> </w:t>
+      </w:r>
+      <w:r>
+        <w:t>manifiesto</w:t>
+      </w:r>
+      <w:r>
+        <w:rPr>
+          <w:spacing w:val="-5"/>
+        </w:rPr>
+        <w:t xml:space="preserve"> </w:t>
+      </w:r>
+      <w:r>
+        <w:t>bajo</w:t>
+      </w:r>
+      <w:r>
+        <w:rPr>
+          <w:spacing w:val="-5"/>
+        </w:rPr>
+        <w:t xml:space="preserve"> </w:t>
+      </w:r>
+      <w:r>
+        <w:t>protesta</w:t>
+      </w:r>
+      <w:r>
+        <w:rPr>
+          <w:spacing w:val="-5"/>
+        </w:rPr>
+        <w:t xml:space="preserve"> </w:t>
+      </w:r>
+      <w:r>
+        <w:t>de</w:t>
+      </w:r>
+      <w:r>
+        <w:rPr>
+          <w:spacing w:val="-5"/>
+        </w:rPr>
+        <w:t xml:space="preserve"> </w:t>
+      </w:r>
+      <w:r>
+        <w:t>decir</w:t>
+      </w:r>
+      <w:r>
+        <w:rPr>
+          <w:spacing w:val="-6"/>
+        </w:rPr>
+        <w:t xml:space="preserve"> </w:t>
+      </w:r>
+      <w:r>
+        <w:t>verdad</w:t>
+      </w:r>
+      <w:r>
+        <w:rPr>
+          <w:spacing w:val="-5"/>
+        </w:rPr>
+        <w:t xml:space="preserve"> </w:t>
+      </w:r>
+      <w:r>
+        <w:t>e</w:t>
+      </w:r>
+      <w:r>
+        <w:rPr>
+          <w:spacing w:val="-5"/>
+        </w:rPr>
+        <w:t xml:space="preserve"> </w:t>
+      </w:r>
+      <w:r>
+        <w:t>indico</w:t>
+      </w:r>
+      <w:r>
+        <w:rPr>
+          <w:spacing w:val="-5"/>
+        </w:rPr>
+        <w:t xml:space="preserve"> </w:t>
+      </w:r>
+      <w:r>
+        <w:t>el</w:t>
+      </w:r>
+      <w:r>
+        <w:rPr>
+          <w:spacing w:val="-5"/>
+        </w:rPr>
+        <w:t xml:space="preserve"> </w:t>
+      </w:r>
+      <w:r>
+        <w:t>tipo</w:t>
+      </w:r>
+      <w:r>
+        <w:rPr>
+          <w:spacing w:val="-5"/>
+        </w:rPr>
+        <w:t xml:space="preserve"> </w:t>
+      </w:r>
+      <w:r>
+        <w:t>de</w:t>
+      </w:r>
+      <w:r>
+        <w:rPr>
+          <w:spacing w:val="-5"/>
+        </w:rPr>
+        <w:t xml:space="preserve"> </w:t>
+      </w:r>
+      <w:r>
+        <w:t>relación</w:t>
+      </w:r>
+      <w:r>
+        <w:rPr>
+          <w:spacing w:val="-5"/>
+        </w:rPr>
+        <w:t xml:space="preserve"> </w:t>
+      </w:r>
+      <w:r>
+        <w:t>existente:</w:t>
+      </w:r>
+    </w:p>
+    <w:p>
+      <w:pPr>
+        <w:pStyle w:val="Textoindependiente"/>
+        <w:spacing w:before="16"/>
+        <w:rPr>
+          <w:sz w:val="20"/>
+        </w:rPr>
+      </w:pPr>
+    </w:p>
+    <w:tbl>
+      <w:tblPr>
+        <w:tblStyle w:val="TableNormal"/>
+        <w:tblW w:w="0" w:type="auto"/>
+        <w:tblInd w:w="205" w:type="dxa"/>
+        <w:tblBorders>
+          <w:top w:val="single" w:sz="6" w:space="0" w:color="000000"/>
+          <w:left w:val="single" w:sz="6" w:space="0" w:color="000000"/>
+          <w:bottom w:val="single" w:sz="6" w:space="0" w:color="000000"/>
+          <w:right w:val="single" w:sz="6" w:space="0" w:color="000000"/>
+          <w:insideH w:val="single" w:sz="6" w:space="0" w:color="000000"/>
+          <w:insideV w:val="single" w:sz="6" w:space="0" w:color="000000"/>
+        </w:tblBorders>
+        <w:tblLayout w:type="fixed"/>
+        <w:tblLook w:val="01E0" w:firstRow="1" w:lastRow="1" w:firstColumn="1" w:lastColumn="1" w:noHBand="0" w:noVBand="0"/>
+      </w:tblPr>
+      <w:tblGrid>
+        <w:gridCol w:w="3672"/>
+        <w:gridCol w:w="5142"/>
+      </w:tblGrid>
+      <w:tr>
+        <w:trPr>
+          <w:trHeight w:val="749"/>
+        </w:trPr>
+        <w:tc>
+          <w:tcPr>
+            <w:tcW w:w="3672" w:type="dxa"/>
+            <w:tcBorders>
+              <w:left w:val="single" w:sz="4" w:space="0" w:color="000000"/>
+              <w:bottom w:val="single" w:sz="4" w:space="0" w:color="000000"/>
+            </w:tcBorders>
+          </w:tcPr>
+          <w:p>
+            <w:pPr>
+              <w:pStyle w:val="TableParagraph"/>
+              <w:spacing w:before="1"/>
+              <w:rPr>
+                <w:sz w:val="24"/>
+              </w:rPr>
+            </w:pPr>
+          </w:p>
+          <w:p>
+            <w:pPr>
+              <w:pStyle w:val="TableParagraph"/>
+              <w:ind w:left="105"/>
+              <w:rPr>
+                <w:sz w:val="24"/>
+              </w:rPr>
+            </w:pPr>
+            <w:r>
+              <w:rPr>
+                <w:sz w:val="24"/>
+              </w:rPr>
+              <w:t>Nombre</w:t>
+            </w:r>
+            <w:r>
+              <w:rPr>
+                <w:spacing w:val="-2"/>
+                <w:sz w:val="24"/>
+              </w:rPr>
+              <w:t xml:space="preserve"> </w:t>
+            </w:r>
+            <w:r>
+              <w:rPr>
+                <w:sz w:val="24"/>
+              </w:rPr>
+              <w:t>de</w:t>
+            </w:r>
+            <w:r>
+              <w:rPr>
+                <w:spacing w:val="-2"/>
+                <w:sz w:val="24"/>
+              </w:rPr>
+              <w:t xml:space="preserve"> </w:t>
+            </w:r>
+            <w:r>
+              <w:rPr>
+                <w:sz w:val="24"/>
+              </w:rPr>
+              <w:t>la</w:t>
+            </w:r>
+            <w:r>
+              <w:rPr>
+                <w:spacing w:val="-1"/>
+                <w:sz w:val="24"/>
+              </w:rPr>
+              <w:t xml:space="preserve"> </w:t>
+            </w:r>
+            <w:r>
+              <w:rPr>
+                <w:spacing w:val="-2"/>
+                <w:sz w:val="24"/>
+              </w:rPr>
+              <w:t>Persona.</w:t>
+            </w:r>
+          </w:p>
+        </w:tc>
+        <w:tc>
+          <w:tcPr>
+            <w:tcW w:w="5142" w:type="dxa"/>
+            <w:tcBorders>
+              <w:bottom w:val="single" w:sz="4" w:space="0" w:color="000000"/>
+              <w:right w:val="single" w:sz="4" w:space="0" w:color="000000"/>
+            </w:tcBorders>
+          </w:tcPr>
+          <w:p>
+            <w:pPr>
+              <w:pStyle w:val="TableParagraph"/>
+              <w:spacing w:before="92"/>
+              <w:ind w:left="102"/>
+              <w:rPr>
+                <w:sz w:val="24"/>
+              </w:rPr>
+            </w:pPr>
+            <w:r>
+              <w:rPr>
+                <w:spacing w:val="-2"/>
+                <w:sz w:val="24"/>
+              </w:rPr>
+              <w:t>Relación.</w:t>
+            </w:r>
+          </w:p>
+        </w:tc>
+      </w:tr>
+      <w:tr>
+        <w:trPr>
+          <w:trHeight w:val="1076"/>
+        </w:trPr>
+        <w:tc>
+          <w:tcPr>
+            <w:tcW w:w="3672" w:type="dxa"/>
+            <w:tcBorders>
+              <w:top w:val="single" w:sz="4" w:space="0" w:color="000000"/>
+              <w:left w:val="single" w:sz="4" w:space="0" w:color="000000"/>
+              <w:bottom w:val="single" w:sz="4" w:space="0" w:color="000000"/>
+            </w:tcBorders>
+          </w:tcPr>
+          <w:p>
+            <w:pPr>
+              <w:pStyle w:val="TableParagraph"/>
+              <w:spacing w:before="188"/>
+              <w:rPr>
+                <w:sz w:val="24"/>
+              </w:rPr>
+            </w:pPr>
+          </w:p>
+          <w:p>
+            <w:pPr>
+              <w:pStyle w:val="TableParagraph"/>
+              <w:spacing w:before="1"/>
+              <w:ind w:left="105"/>
+              <w:rPr>
+                <w:sz w:val="24"/>
+              </w:rPr>
+            </w:pPr>
+            <w:r>
+              <w:rPr>
+                <w:sz w:val="24"/>
+              </w:rPr>
+              <w:t>Descripción</w:t>
+            </w:r>
+            <w:r>
+              <w:rPr>
+                <w:spacing w:val="-3"/>
+                <w:sz w:val="24"/>
+              </w:rPr>
+              <w:t xml:space="preserve"> </w:t>
+            </w:r>
+            <w:r>
+              <w:rPr>
+                <w:sz w:val="24"/>
+              </w:rPr>
+              <w:t>de</w:t>
+            </w:r>
+            <w:r>
+              <w:rPr>
+                <w:spacing w:val="-3"/>
+                <w:sz w:val="24"/>
+              </w:rPr>
+              <w:t xml:space="preserve"> </w:t>
+            </w:r>
+            <w:r>
+              <w:rPr>
+                <w:sz w:val="24"/>
+              </w:rPr>
+              <w:t>la</w:t>
+            </w:r>
+            <w:r>
+              <w:rPr>
+                <w:spacing w:val="-3"/>
+                <w:sz w:val="24"/>
+              </w:rPr>
+              <w:t xml:space="preserve"> </w:t>
+            </w:r>
+            <w:r>
+              <w:rPr>
+                <w:spacing w:val="-2"/>
+                <w:sz w:val="24"/>
+              </w:rPr>
+              <w:t>Relación:</w:t>
+            </w:r>
+          </w:p>
+        </w:tc>
+        <w:tc>
+          <w:tcPr>
+            <w:tcW w:w="5142" w:type="dxa"/>
+            <w:tcBorders>
+              <w:top w:val="single" w:sz="4" w:space="0" w:color="000000"/>
+              <w:bottom w:val="single" w:sz="4" w:space="0" w:color="000000"/>
+              <w:right w:val="single" w:sz="4" w:space="0" w:color="000000"/>
+            </w:tcBorders>
+          </w:tcPr>
+          <w:p>
+            <w:pPr>
+              <w:pStyle w:val="TableParagraph"/>
+              <w:rPr>
+                <w:rFonts w:ascii="Times New Roman"/>
+                <w:sz w:val="24"/>
+              </w:rPr>
+            </w:pPr>
+          </w:p>
+        </w:tc>
+      </w:tr>
+    </w:tbl>
+    <w:p>
+      <w:pPr>
+        <w:pStyle w:val="Textoindependiente"/>
+        <w:spacing w:before="239" w:line="360" w:lineRule="auto"/>
+        <w:ind w:left="260" w:right="255"/>
+        <w:jc w:val="both"/>
+      </w:pPr>
+      <w:r>
+        <w:t xml:space="preserve">3.- Algún directivo, ejecutivo, apoderado, asesor, representante, consultor o empleado de Grupo </w:t>
+      </w:r>
+      <w:proofErr w:type="spellStart"/>
+      <w:r>
+        <w:t>Another</w:t>
+      </w:r>
+      <w:proofErr w:type="spellEnd"/>
+      <w:r>
+        <w:t xml:space="preserve"> es propietario del 10% (diez por ciento) o más del capital social de la empresa que represento, por lo tanto, manifiesto bajo protesta de decir verdad e indico el tipo de relación existente:</w:t>
+      </w:r>
+    </w:p>
+    <w:p>
+      <w:pPr>
+        <w:pStyle w:val="Textoindependiente"/>
+        <w:spacing w:before="9"/>
+        <w:rPr>
+          <w:sz w:val="20"/>
+        </w:rPr>
+      </w:pPr>
+    </w:p>
+    <w:tbl>
+      <w:tblPr>
+        <w:tblStyle w:val="TableNormal"/>
+        <w:tblW w:w="0" w:type="auto"/>
+        <w:tblInd w:w="205" w:type="dxa"/>
+        <w:tblBorders>
+          <w:top w:val="single" w:sz="4" w:space="0" w:color="000000"/>
+          <w:left w:val="single" w:sz="4" w:space="0" w:color="000000"/>
+          <w:bottom w:val="single" w:sz="4" w:space="0" w:color="000000"/>
+          <w:right w:val="single" w:sz="4" w:space="0" w:color="000000"/>
+          <w:insideH w:val="single" w:sz="4" w:space="0" w:color="000000"/>
+          <w:insideV w:val="single" w:sz="4" w:space="0" w:color="000000"/>
+        </w:tblBorders>
+        <w:tblLayout w:type="fixed"/>
+        <w:tblLook w:val="01E0" w:firstRow="1" w:lastRow="1" w:firstColumn="1" w:lastColumn="1" w:noHBand="0" w:noVBand="0"/>
+      </w:tblPr>
+      <w:tblGrid>
+        <w:gridCol w:w="3637"/>
+        <w:gridCol w:w="5093"/>
+      </w:tblGrid>
+      <w:tr>
+        <w:trPr>
+          <w:trHeight w:val="713"/>
+        </w:trPr>
+        <w:tc>
+          <w:tcPr>
+            <w:tcW w:w="3637" w:type="dxa"/>
+            <w:tcBorders>
+              <w:right w:val="single" w:sz="6" w:space="0" w:color="000000"/>
+            </w:tcBorders>
+          </w:tcPr>
+          <w:p>
+            <w:pPr>
+              <w:pStyle w:val="TableParagraph"/>
+              <w:spacing w:before="3"/>
+              <w:rPr>
+                <w:sz w:val="24"/>
+              </w:rPr>
+            </w:pPr>
+          </w:p>
+          <w:p>
+            <w:pPr>
+              <w:pStyle w:val="TableParagraph"/>
+              <w:spacing w:before="1"/>
+              <w:ind w:left="105"/>
+              <w:rPr>
+                <w:sz w:val="24"/>
+              </w:rPr>
+            </w:pPr>
+            <w:r>
+              <w:rPr>
+                <w:sz w:val="24"/>
+              </w:rPr>
+              <w:t>Nombre</w:t>
+            </w:r>
+            <w:r>
+              <w:rPr>
+                <w:spacing w:val="-2"/>
+                <w:sz w:val="24"/>
+              </w:rPr>
+              <w:t xml:space="preserve"> </w:t>
+            </w:r>
+            <w:r>
+              <w:rPr>
+                <w:sz w:val="24"/>
+              </w:rPr>
+              <w:t>de</w:t>
+            </w:r>
+            <w:r>
+              <w:rPr>
+                <w:spacing w:val="-2"/>
+                <w:sz w:val="24"/>
+              </w:rPr>
+              <w:t xml:space="preserve"> </w:t>
+            </w:r>
+            <w:r>
+              <w:rPr>
+                <w:sz w:val="24"/>
+              </w:rPr>
+              <w:t>la</w:t>
+            </w:r>
+            <w:r>
+              <w:rPr>
+                <w:spacing w:val="-1"/>
+                <w:sz w:val="24"/>
+              </w:rPr>
+              <w:t xml:space="preserve"> </w:t>
+            </w:r>
+            <w:r>
+              <w:rPr>
+                <w:spacing w:val="-2"/>
+                <w:sz w:val="24"/>
+              </w:rPr>
+              <w:t>Persona</w:t>
+            </w:r>
+          </w:p>
+        </w:tc>
+        <w:tc>
+          <w:tcPr>
+            <w:tcW w:w="5093" w:type="dxa"/>
+            <w:tcBorders>
+              <w:left w:val="single" w:sz="6" w:space="0" w:color="000000"/>
+            </w:tcBorders>
+          </w:tcPr>
+          <w:p>
+            <w:pPr>
+              <w:pStyle w:val="TableParagraph"/>
+              <w:spacing w:before="95"/>
+              <w:ind w:left="102"/>
+              <w:rPr>
+                <w:sz w:val="24"/>
+              </w:rPr>
+            </w:pPr>
+            <w:r>
+              <w:rPr>
+                <w:spacing w:val="-2"/>
+                <w:sz w:val="24"/>
+              </w:rPr>
+              <w:t>Relación</w:t>
+            </w:r>
+          </w:p>
+        </w:tc>
+      </w:tr>
+      <w:tr>
+        <w:trPr>
+          <w:trHeight w:val="1020"/>
+        </w:trPr>
+        <w:tc>
+          <w:tcPr>
+            <w:tcW w:w="3637" w:type="dxa"/>
+            <w:tcBorders>
+              <w:right w:val="single" w:sz="6" w:space="0" w:color="000000"/>
+            </w:tcBorders>
+          </w:tcPr>
+          <w:p>
+            <w:pPr>
+              <w:pStyle w:val="TableParagraph"/>
+              <w:spacing w:before="189"/>
+              <w:rPr>
+                <w:sz w:val="24"/>
+              </w:rPr>
+            </w:pPr>
+          </w:p>
+          <w:p>
+            <w:pPr>
+              <w:pStyle w:val="TableParagraph"/>
+              <w:ind w:left="105"/>
+              <w:rPr>
+                <w:sz w:val="24"/>
+              </w:rPr>
+            </w:pPr>
+            <w:r>
+              <w:rPr>
+                <w:sz w:val="24"/>
+              </w:rPr>
+              <w:t>Descripción</w:t>
+            </w:r>
+            <w:r>
+              <w:rPr>
+                <w:spacing w:val="-3"/>
+                <w:sz w:val="24"/>
+              </w:rPr>
+              <w:t xml:space="preserve"> </w:t>
+            </w:r>
+            <w:r>
+              <w:rPr>
+                <w:sz w:val="24"/>
+              </w:rPr>
+              <w:t>de</w:t>
+            </w:r>
+            <w:r>
+              <w:rPr>
+                <w:spacing w:val="-3"/>
+                <w:sz w:val="24"/>
+              </w:rPr>
+              <w:t xml:space="preserve"> </w:t>
+            </w:r>
+            <w:r>
+              <w:rPr>
+                <w:sz w:val="24"/>
+              </w:rPr>
+              <w:t>la</w:t>
+            </w:r>
+            <w:r>
+              <w:rPr>
+                <w:spacing w:val="-3"/>
+                <w:sz w:val="24"/>
+              </w:rPr>
+              <w:t xml:space="preserve"> </w:t>
+            </w:r>
+            <w:r>
+              <w:rPr>
+                <w:spacing w:val="-2"/>
+                <w:sz w:val="24"/>
+              </w:rPr>
+              <w:t>Relación:</w:t>
+            </w:r>
+          </w:p>
+        </w:tc>
+        <w:tc>
+          <w:tcPr>
+            <w:tcW w:w="5093" w:type="dxa"/>
+            <w:tcBorders>
+              <w:left w:val="single" w:sz="6" w:space="0" w:color="000000"/>
+            </w:tcBorders>
+          </w:tcPr>
+          <w:p>
+            <w:pPr>
+              <w:pStyle w:val="TableParagraph"/>
+              <w:rPr>
+                <w:rFonts w:ascii="Times New Roman"/>
+                <w:sz w:val="24"/>
+              </w:rPr>
+            </w:pPr>
+          </w:p>
+        </w:tc>
+      </w:tr>
+    </w:tbl>
+    <w:p>
+      <w:pPr>
+        <w:pStyle w:val="Textoindependiente"/>
+        <w:spacing w:before="240" w:line="360" w:lineRule="auto"/>
+        <w:ind w:left="260" w:right="127"/>
+      </w:pPr>
+      <w:r>
+        <w:t>4.</w:t>
+      </w:r>
+      <w:r>
+        <w:rPr>
+          <w:spacing w:val="-10"/>
+        </w:rPr>
+        <w:t xml:space="preserve"> </w:t>
+      </w:r>
+      <w:r>
+        <w:t>Existe</w:t>
+      </w:r>
+      <w:r>
+        <w:rPr>
+          <w:spacing w:val="-8"/>
+        </w:rPr>
+        <w:t xml:space="preserve"> </w:t>
+      </w:r>
+      <w:r>
+        <w:t>algún</w:t>
+      </w:r>
+      <w:r>
+        <w:rPr>
+          <w:spacing w:val="-8"/>
+        </w:rPr>
+        <w:t xml:space="preserve"> </w:t>
+      </w:r>
+      <w:r>
+        <w:t>otro</w:t>
+      </w:r>
+      <w:r>
+        <w:rPr>
+          <w:spacing w:val="-8"/>
+        </w:rPr>
+        <w:t xml:space="preserve"> </w:t>
+      </w:r>
+      <w:r>
+        <w:t>tipo</w:t>
+      </w:r>
+      <w:r>
+        <w:rPr>
+          <w:spacing w:val="-13"/>
+        </w:rPr>
+        <w:t xml:space="preserve"> </w:t>
+      </w:r>
+      <w:r>
+        <w:t>de</w:t>
+      </w:r>
+      <w:r>
+        <w:rPr>
+          <w:spacing w:val="-8"/>
+        </w:rPr>
+        <w:t xml:space="preserve"> </w:t>
+      </w:r>
+      <w:r>
+        <w:t>conflicto</w:t>
+      </w:r>
+      <w:r>
+        <w:rPr>
+          <w:spacing w:val="-8"/>
+        </w:rPr>
+        <w:t xml:space="preserve"> </w:t>
+      </w:r>
+      <w:r>
+        <w:t>de</w:t>
+      </w:r>
+      <w:r>
+        <w:rPr>
+          <w:spacing w:val="-3"/>
+        </w:rPr>
+        <w:t xml:space="preserve"> </w:t>
+      </w:r>
+      <w:r>
+        <w:t>interés,</w:t>
+      </w:r>
+      <w:r>
+        <w:rPr>
+          <w:spacing w:val="-15"/>
+        </w:rPr>
+        <w:t xml:space="preserve"> </w:t>
+      </w:r>
+      <w:r>
+        <w:t>por</w:t>
+      </w:r>
+      <w:r>
+        <w:rPr>
+          <w:spacing w:val="-9"/>
+        </w:rPr>
+        <w:t xml:space="preserve"> </w:t>
+      </w:r>
+      <w:r>
+        <w:t>lo</w:t>
+      </w:r>
+      <w:r>
+        <w:rPr>
+          <w:spacing w:val="-8"/>
+        </w:rPr>
+        <w:t xml:space="preserve"> </w:t>
+      </w:r>
+      <w:r>
+        <w:t>tanto,</w:t>
+      </w:r>
+      <w:r>
+        <w:rPr>
+          <w:spacing w:val="-11"/>
+        </w:rPr>
+        <w:t xml:space="preserve"> </w:t>
+      </w:r>
+      <w:r>
+        <w:t>manifiesto</w:t>
+      </w:r>
+      <w:r>
+        <w:rPr>
+          <w:spacing w:val="-8"/>
+        </w:rPr>
+        <w:t xml:space="preserve"> </w:t>
+      </w:r>
+      <w:r>
+        <w:t>bajo</w:t>
+      </w:r>
+      <w:r>
+        <w:rPr>
+          <w:spacing w:val="-10"/>
+        </w:rPr>
+        <w:t xml:space="preserve"> </w:t>
+      </w:r>
+      <w:r>
+        <w:t>protesta de decir verdad e indico el tipo de relación existente:</w:t>
+      </w:r>
+    </w:p>
+    <w:p>
+      <w:pPr>
+        <w:pStyle w:val="Textoindependiente"/>
+        <w:spacing w:before="13"/>
+        <w:rPr>
+          <w:sz w:val="20"/>
+        </w:rPr>
+      </w:pPr>
+    </w:p>
+    <w:tbl>
+      <w:tblPr>
+        <w:tblStyle w:val="TableNormal"/>
+        <w:tblW w:w="0" w:type="auto"/>
+        <w:tblInd w:w="270" w:type="dxa"/>
+        <w:tblBorders>
+          <w:top w:val="single" w:sz="4" w:space="0" w:color="000000"/>
+          <w:left w:val="single" w:sz="4" w:space="0" w:color="000000"/>
+          <w:bottom w:val="single" w:sz="4" w:space="0" w:color="000000"/>
+          <w:right w:val="single" w:sz="4" w:space="0" w:color="000000"/>
+          <w:insideH w:val="single" w:sz="4" w:space="0" w:color="000000"/>
+          <w:insideV w:val="single" w:sz="4" w:space="0" w:color="000000"/>
+        </w:tblBorders>
+        <w:tblLayout w:type="fixed"/>
+        <w:tblLook w:val="01E0" w:firstRow="1" w:lastRow="1" w:firstColumn="1" w:lastColumn="1" w:noHBand="0" w:noVBand="0"/>
+      </w:tblPr>
+      <w:tblGrid>
+        <w:gridCol w:w="3355"/>
+        <w:gridCol w:w="5469"/>
+      </w:tblGrid>
+      <w:tr>
+        <w:trPr>
+          <w:trHeight w:val="734"/>
+        </w:trPr>
+        <w:tc>
+          <w:tcPr>
+            <w:tcW w:w="3355" w:type="dxa"/>
+          </w:tcPr>
+          <w:p>
+            <w:pPr>
+              <w:pStyle w:val="TableParagraph"/>
+              <w:spacing w:before="94"/>
+              <w:ind w:left="110"/>
+              <w:rPr>
+                <w:sz w:val="24"/>
+              </w:rPr>
+            </w:pPr>
+            <w:r>
+              <w:rPr>
+                <w:sz w:val="24"/>
+              </w:rPr>
+              <w:t>Nombre</w:t>
+            </w:r>
+            <w:r>
+              <w:rPr>
+                <w:spacing w:val="-2"/>
+                <w:sz w:val="24"/>
+              </w:rPr>
+              <w:t xml:space="preserve"> </w:t>
+            </w:r>
+            <w:r>
+              <w:rPr>
+                <w:sz w:val="24"/>
+              </w:rPr>
+              <w:t>de</w:t>
+            </w:r>
+            <w:r>
+              <w:rPr>
+                <w:spacing w:val="-2"/>
+                <w:sz w:val="24"/>
+              </w:rPr>
+              <w:t xml:space="preserve"> </w:t>
+            </w:r>
+            <w:r>
+              <w:rPr>
+                <w:sz w:val="24"/>
+              </w:rPr>
+              <w:t>la</w:t>
+            </w:r>
+            <w:r>
+              <w:rPr>
+                <w:spacing w:val="-1"/>
+                <w:sz w:val="24"/>
+              </w:rPr>
+              <w:t xml:space="preserve"> </w:t>
+            </w:r>
+            <w:r>
+              <w:rPr>
+                <w:spacing w:val="-2"/>
+                <w:sz w:val="24"/>
+              </w:rPr>
+              <w:t>Persona</w:t>
+            </w:r>
+          </w:p>
+        </w:tc>
+        <w:tc>
+          <w:tcPr>
+            <w:tcW w:w="5469" w:type="dxa"/>
+          </w:tcPr>
+          <w:p>
+            <w:pPr>
+              <w:pStyle w:val="TableParagraph"/>
+              <w:spacing w:before="94"/>
+              <w:ind w:left="109"/>
+              <w:rPr>
+                <w:sz w:val="24"/>
+              </w:rPr>
+            </w:pPr>
+            <w:r>
+              <w:rPr>
+                <w:spacing w:val="-2"/>
+                <w:sz w:val="24"/>
+              </w:rPr>
+              <w:t>Relación</w:t>
+            </w:r>
+          </w:p>
+        </w:tc>
+      </w:tr>
+      <w:tr>
+        <w:trPr>
+          <w:trHeight w:val="733"/>
+        </w:trPr>
+        <w:tc>
+          <w:tcPr>
+            <w:tcW w:w="3355" w:type="dxa"/>
+          </w:tcPr>
+          <w:p>
+            <w:pPr>
+              <w:pStyle w:val="TableParagraph"/>
+              <w:rPr>
+                <w:rFonts w:ascii="Times New Roman"/>
+                <w:sz w:val="24"/>
+              </w:rPr>
+            </w:pPr>
+          </w:p>
+        </w:tc>
+        <w:tc>
+          <w:tcPr>
+            <w:tcW w:w="5469" w:type="dxa"/>
+          </w:tcPr>
+          <w:p>
+            <w:pPr>
+              <w:pStyle w:val="TableParagraph"/>
+              <w:rPr>
+                <w:rFonts w:ascii="Times New Roman"/>
+                <w:sz w:val="24"/>
+              </w:rPr>
+            </w:pPr>
+          </w:p>
+        </w:tc>
+      </w:tr>
+    </w:tbl>
+    <w:p>
+      <w:pPr>
+        <w:pStyle w:val="TableParagraph"/>
+        <w:rPr>
+          <w:rFonts w:ascii="Times New Roman"/>
+          <w:sz w:val="24"/>
+        </w:rPr>
+        <w:sectPr>
+          <w:pgSz w:w="12240" w:h="19440"/>
+          <w:pgMar w:top="2320" w:right="1440" w:bottom="280" w:left="1440" w:header="931" w:footer="0" w:gutter="0"/>
+          <w:cols w:space="720"/>
+        </w:sectPr>
+      </w:pPr>
+    </w:p>
+    <w:p>
+      <w:pPr>
+        <w:pStyle w:val="Textoindependiente"/>
+        <w:spacing w:before="157" w:after="1"/>
+        <w:rPr>
+          <w:sz w:val="20"/>
+        </w:rPr>
+      </w:pPr>
+    </w:p>
+    <w:tbl>
+      <w:tblPr>
+        <w:tblStyle w:val="TableNormal"/>
+        <w:tblW w:w="0" w:type="auto"/>
+        <w:tblInd w:w="270" w:type="dxa"/>
+        <w:tblBorders>
+          <w:top w:val="single" w:sz="4" w:space="0" w:color="000000"/>
+          <w:left w:val="single" w:sz="4" w:space="0" w:color="000000"/>
+          <w:bottom w:val="single" w:sz="4" w:space="0" w:color="000000"/>
+          <w:right w:val="single" w:sz="4" w:space="0" w:color="000000"/>
+          <w:insideH w:val="single" w:sz="4" w:space="0" w:color="000000"/>
+          <w:insideV w:val="single" w:sz="4" w:space="0" w:color="000000"/>
+        </w:tblBorders>
+        <w:tblLayout w:type="fixed"/>
+        <w:tblLook w:val="01E0" w:firstRow="1" w:lastRow="1" w:firstColumn="1" w:lastColumn="1" w:noHBand="0" w:noVBand="0"/>
+      </w:tblPr>
+      <w:tblGrid>
+        <w:gridCol w:w="3266"/>
+        <w:gridCol w:w="5321"/>
+      </w:tblGrid>
+      <w:tr>
+        <w:trPr>
+          <w:trHeight w:val="883"/>
+        </w:trPr>
+        <w:tc>
+          <w:tcPr>
+            <w:tcW w:w="3266" w:type="dxa"/>
+          </w:tcPr>
+          <w:p>
+            <w:pPr>
+              <w:pStyle w:val="TableParagraph"/>
+              <w:spacing w:before="95"/>
+              <w:ind w:left="110"/>
+              <w:rPr>
+                <w:sz w:val="24"/>
+              </w:rPr>
+            </w:pPr>
+            <w:r>
+              <w:rPr>
+                <w:sz w:val="24"/>
+              </w:rPr>
+              <w:t>Descripción</w:t>
+            </w:r>
+            <w:r>
+              <w:rPr>
+                <w:spacing w:val="-3"/>
+                <w:sz w:val="24"/>
+              </w:rPr>
+              <w:t xml:space="preserve"> </w:t>
+            </w:r>
+            <w:r>
+              <w:rPr>
+                <w:sz w:val="24"/>
+              </w:rPr>
+              <w:t>de</w:t>
+            </w:r>
+            <w:r>
+              <w:rPr>
+                <w:spacing w:val="-3"/>
+                <w:sz w:val="24"/>
+              </w:rPr>
+              <w:t xml:space="preserve"> </w:t>
+            </w:r>
+            <w:r>
+              <w:rPr>
+                <w:sz w:val="24"/>
+              </w:rPr>
+              <w:t>la</w:t>
+            </w:r>
+            <w:r>
+              <w:rPr>
+                <w:spacing w:val="-3"/>
+                <w:sz w:val="24"/>
+              </w:rPr>
+              <w:t xml:space="preserve"> </w:t>
+            </w:r>
+            <w:r>
+              <w:rPr>
+                <w:spacing w:val="-2"/>
+                <w:sz w:val="24"/>
+              </w:rPr>
+              <w:t>Relación:</w:t>
+            </w:r>
+          </w:p>
+        </w:tc>
+        <w:tc>
+          <w:tcPr>
+            <w:tcW w:w="5321" w:type="dxa"/>
+          </w:tcPr>
+          <w:p>
+            <w:pPr>
+              <w:pStyle w:val="TableParagraph"/>
+              <w:rPr>
+                <w:rFonts w:ascii="Times New Roman"/>
+                <w:sz w:val="24"/>
+              </w:rPr>
+            </w:pPr>
+          </w:p>
+        </w:tc>
+      </w:tr>
+    </w:tbl>
+    <w:p>
+      <w:pPr>
+        <w:pStyle w:val="Textoindependiente"/>
+        <w:spacing w:before="240" w:line="360" w:lineRule="auto"/>
+        <w:ind w:left="260" w:right="263"/>
+        <w:jc w:val="both"/>
+      </w:pPr>
+      <w:r>
+        <w:t>En</w:t>
+      </w:r>
+      <w:r>
+        <w:rPr>
+          <w:spacing w:val="-6"/>
+        </w:rPr>
+        <w:t xml:space="preserve"> </w:t>
+      </w:r>
+      <w:r>
+        <w:t>caso</w:t>
+      </w:r>
+      <w:r>
+        <w:rPr>
+          <w:spacing w:val="-6"/>
+        </w:rPr>
+        <w:t xml:space="preserve"> </w:t>
+      </w:r>
+      <w:r>
+        <w:t>de</w:t>
+      </w:r>
+      <w:r>
+        <w:rPr>
+          <w:spacing w:val="-6"/>
+        </w:rPr>
+        <w:t xml:space="preserve"> </w:t>
+      </w:r>
+      <w:r>
+        <w:t>existir</w:t>
+      </w:r>
+      <w:r>
+        <w:rPr>
+          <w:spacing w:val="-7"/>
+        </w:rPr>
+        <w:t xml:space="preserve"> </w:t>
+      </w:r>
+      <w:r>
+        <w:t>algún</w:t>
+      </w:r>
+      <w:r>
+        <w:rPr>
+          <w:spacing w:val="-6"/>
+        </w:rPr>
+        <w:t xml:space="preserve"> </w:t>
+      </w:r>
+      <w:r>
+        <w:t>vínculo</w:t>
+      </w:r>
+      <w:r>
+        <w:rPr>
+          <w:spacing w:val="-6"/>
+        </w:rPr>
+        <w:t xml:space="preserve"> </w:t>
+      </w:r>
+      <w:r>
+        <w:t>personal</w:t>
+      </w:r>
+      <w:r>
+        <w:rPr>
+          <w:spacing w:val="-6"/>
+        </w:rPr>
+        <w:t xml:space="preserve"> </w:t>
+      </w:r>
+      <w:r>
+        <w:t>distinto</w:t>
+      </w:r>
+      <w:r>
+        <w:rPr>
+          <w:spacing w:val="-6"/>
+        </w:rPr>
+        <w:t xml:space="preserve"> </w:t>
+      </w:r>
+      <w:r>
+        <w:t>o</w:t>
+      </w:r>
+      <w:r>
+        <w:rPr>
+          <w:spacing w:val="-6"/>
+        </w:rPr>
+        <w:t xml:space="preserve"> </w:t>
+      </w:r>
+      <w:r>
+        <w:t>posterior</w:t>
+      </w:r>
+      <w:r>
+        <w:rPr>
+          <w:spacing w:val="-7"/>
+        </w:rPr>
+        <w:t xml:space="preserve"> </w:t>
+      </w:r>
+      <w:r>
+        <w:t>a</w:t>
+      </w:r>
+      <w:r>
+        <w:rPr>
+          <w:spacing w:val="-6"/>
+        </w:rPr>
+        <w:t xml:space="preserve"> </w:t>
+      </w:r>
+      <w:r>
+        <w:t>los</w:t>
+      </w:r>
+      <w:r>
+        <w:rPr>
+          <w:spacing w:val="-7"/>
+        </w:rPr>
+        <w:t xml:space="preserve"> </w:t>
+      </w:r>
+      <w:r>
+        <w:t>manifestados</w:t>
+      </w:r>
+      <w:r>
+        <w:rPr>
+          <w:spacing w:val="-7"/>
+        </w:rPr>
+        <w:t xml:space="preserve"> </w:t>
+      </w:r>
+      <w:r>
+        <w:t xml:space="preserve">por medio del presente documento, me obligo a notificar tal circunstancia a Grupo </w:t>
+      </w:r>
+      <w:proofErr w:type="spellStart"/>
+      <w:r>
+        <w:t>Another</w:t>
+      </w:r>
+      <w:proofErr w:type="spellEnd"/>
+      <w:r>
+        <w:t xml:space="preserve"> y de este modo, gestionar apropiadamente esos conflictos existentes o </w:t>
+      </w:r>
+      <w:r>
+        <w:rPr>
+          <w:spacing w:val="-2"/>
+        </w:rPr>
+        <w:t>potenciales.</w:t>
+      </w:r>
+      <w:r>
+        <w:t xml:space="preserve"> </w:t>
+      </w:r>
+      <w:r>
+        <w:t>Asimismo,</w:t>
+      </w:r>
+      <w:r>
+        <w:rPr>
+          <w:spacing w:val="-11"/>
+        </w:rPr>
+        <w:t xml:space="preserve"> </w:t>
+      </w:r>
+      <w:r>
+        <w:t>manifiesto</w:t>
+      </w:r>
+      <w:r>
+        <w:rPr>
+          <w:spacing w:val="-9"/>
+        </w:rPr>
+        <w:t xml:space="preserve"> </w:t>
+      </w:r>
+      <w:r>
+        <w:t>que</w:t>
+      </w:r>
+      <w:r>
+        <w:rPr>
+          <w:spacing w:val="-9"/>
+        </w:rPr>
+        <w:t xml:space="preserve"> </w:t>
+      </w:r>
+      <w:r>
+        <w:t>la</w:t>
+      </w:r>
+      <w:r>
+        <w:rPr>
+          <w:spacing w:val="-9"/>
+        </w:rPr>
+        <w:t xml:space="preserve"> </w:t>
+      </w:r>
+      <w:r>
+        <w:t>empresa</w:t>
+      </w:r>
+      <w:r>
+        <w:rPr>
+          <w:spacing w:val="-13"/>
+        </w:rPr>
+        <w:t xml:space="preserve"> </w:t>
+      </w:r>
+      <w:r>
+        <w:t>a</w:t>
+      </w:r>
+      <w:r>
+        <w:rPr>
+          <w:spacing w:val="-9"/>
+        </w:rPr>
+        <w:t xml:space="preserve"> </w:t>
+      </w:r>
+      <w:r>
+        <w:t>la</w:t>
+      </w:r>
+      <w:r>
+        <w:rPr>
+          <w:spacing w:val="-9"/>
+        </w:rPr>
+        <w:t xml:space="preserve"> </w:t>
+      </w:r>
+      <w:r>
+        <w:t>que</w:t>
+      </w:r>
+      <w:r>
+        <w:rPr>
+          <w:spacing w:val="-9"/>
+        </w:rPr>
+        <w:t xml:space="preserve"> </w:t>
+      </w:r>
+      <w:r>
+        <w:t>represento</w:t>
+      </w:r>
+      <w:r>
+        <w:rPr>
+          <w:spacing w:val="-9"/>
+        </w:rPr>
+        <w:t xml:space="preserve"> </w:t>
+      </w:r>
+      <w:r>
+        <w:t>y</w:t>
+      </w:r>
+      <w:r>
+        <w:rPr>
+          <w:spacing w:val="-9"/>
+        </w:rPr>
+        <w:t xml:space="preserve"> </w:t>
+      </w:r>
+      <w:r>
+        <w:t>su</w:t>
+      </w:r>
+      <w:r>
+        <w:rPr>
+          <w:spacing w:val="-9"/>
+        </w:rPr>
+        <w:t xml:space="preserve"> </w:t>
+      </w:r>
+      <w:r>
+        <w:t>personal</w:t>
+      </w:r>
+      <w:r>
+        <w:rPr>
+          <w:spacing w:val="-13"/>
+        </w:rPr>
+        <w:t xml:space="preserve"> </w:t>
+      </w:r>
+      <w:r>
+        <w:t>no</w:t>
+      </w:r>
+      <w:r>
+        <w:rPr>
+          <w:spacing w:val="-9"/>
+        </w:rPr>
+        <w:t xml:space="preserve"> </w:t>
+      </w:r>
+      <w:r>
+        <w:t>han</w:t>
+      </w:r>
+      <w:r>
+        <w:rPr>
+          <w:spacing w:val="-9"/>
+        </w:rPr>
+        <w:t xml:space="preserve"> </w:t>
+      </w:r>
+      <w:r>
+        <w:t>sido requeridos de otorgar regalos, dadivas o dinero, ni hemos prometido similares situaciones, para efecto de que nos sea asignado algún contrato.</w:t>
+      </w:r>
+    </w:p>
+    <w:p>
+      <w:pPr>
+        <w:pStyle w:val="Textoindependiente"/>
+        <w:spacing w:before="238" w:line="360" w:lineRule="auto"/>
+        <w:ind w:left="260" w:right="253"/>
+        <w:jc w:val="both"/>
+      </w:pPr>
+      <w:r>
+        <w:t>El Proveedor reconoce y acepta que, sólo suministrará los Productos y/o prestará los Servicios especificados en la correspondiente Orden de Compra y/o Servicio,</w:t>
+      </w:r>
+      <w:r>
+        <w:rPr>
+          <w:spacing w:val="-2"/>
+        </w:rPr>
+        <w:t xml:space="preserve"> </w:t>
+      </w:r>
+      <w:r>
+        <w:t>y que tendrá estrictamente prohibido realizar actividades, entregar Productos o prestar Servicios distintos a los requeridos o no solicitados a través de la correspondiente</w:t>
+      </w:r>
+      <w:r>
+        <w:rPr>
+          <w:spacing w:val="-16"/>
+        </w:rPr>
+        <w:t xml:space="preserve"> </w:t>
+      </w:r>
+      <w:r>
+        <w:t>Orden</w:t>
+      </w:r>
+      <w:r>
+        <w:rPr>
+          <w:spacing w:val="-15"/>
+        </w:rPr>
+        <w:t xml:space="preserve"> </w:t>
+      </w:r>
+      <w:r>
+        <w:t>de</w:t>
+      </w:r>
+      <w:r>
+        <w:rPr>
+          <w:spacing w:val="-16"/>
+        </w:rPr>
+        <w:t xml:space="preserve"> </w:t>
+      </w:r>
+      <w:r>
+        <w:t>Compra</w:t>
+      </w:r>
+      <w:r>
+        <w:rPr>
+          <w:spacing w:val="-16"/>
+        </w:rPr>
+        <w:t xml:space="preserve"> </w:t>
+      </w:r>
+      <w:r>
+        <w:t>y/o</w:t>
+      </w:r>
+      <w:r>
+        <w:rPr>
+          <w:spacing w:val="-16"/>
+        </w:rPr>
+        <w:t xml:space="preserve"> </w:t>
+      </w:r>
+      <w:r>
+        <w:t>Servicio,</w:t>
+      </w:r>
+      <w:r>
+        <w:rPr>
+          <w:spacing w:val="-17"/>
+        </w:rPr>
+        <w:t xml:space="preserve"> </w:t>
+      </w:r>
+      <w:r>
+        <w:t>de</w:t>
+      </w:r>
+      <w:r>
+        <w:rPr>
+          <w:spacing w:val="-15"/>
+        </w:rPr>
+        <w:t xml:space="preserve"> </w:t>
+      </w:r>
+      <w:r>
+        <w:t>igual</w:t>
+      </w:r>
+      <w:r>
+        <w:rPr>
+          <w:spacing w:val="-16"/>
+        </w:rPr>
+        <w:t xml:space="preserve"> </w:t>
+      </w:r>
+      <w:r>
+        <w:t>manera,</w:t>
+      </w:r>
+      <w:r>
+        <w:rPr>
+          <w:spacing w:val="-17"/>
+        </w:rPr>
+        <w:t xml:space="preserve"> </w:t>
+      </w:r>
+      <w:r>
+        <w:t>no</w:t>
+      </w:r>
+      <w:r>
+        <w:rPr>
+          <w:spacing w:val="-15"/>
+        </w:rPr>
+        <w:t xml:space="preserve"> </w:t>
+      </w:r>
+      <w:r>
+        <w:t>se</w:t>
+      </w:r>
+      <w:r>
+        <w:rPr>
+          <w:spacing w:val="-16"/>
+        </w:rPr>
+        <w:t xml:space="preserve"> </w:t>
+      </w:r>
+      <w:r>
+        <w:t>tendrá</w:t>
+      </w:r>
+      <w:r>
+        <w:rPr>
+          <w:spacing w:val="-16"/>
+        </w:rPr>
+        <w:t xml:space="preserve"> </w:t>
+      </w:r>
+      <w:r>
+        <w:t xml:space="preserve">como válido ningún acuerdo u ofrecimiento verbal realizado por funcionarios de Grupo </w:t>
+      </w:r>
+      <w:proofErr w:type="spellStart"/>
+      <w:r>
+        <w:t>Another</w:t>
+      </w:r>
+      <w:proofErr w:type="spellEnd"/>
+      <w:r>
+        <w:t xml:space="preserve">, en caso de que dichas circunstancias llegaran a suceder, Grupo </w:t>
+      </w:r>
+      <w:proofErr w:type="spellStart"/>
+      <w:r>
+        <w:t>Another</w:t>
+      </w:r>
+      <w:proofErr w:type="spellEnd"/>
+      <w:r>
+        <w:t xml:space="preserve"> no</w:t>
+      </w:r>
+      <w:r>
+        <w:rPr>
+          <w:spacing w:val="-16"/>
+        </w:rPr>
+        <w:t xml:space="preserve"> </w:t>
+      </w:r>
+      <w:r>
+        <w:t>pagará</w:t>
+      </w:r>
+      <w:r>
+        <w:rPr>
+          <w:spacing w:val="-15"/>
+        </w:rPr>
+        <w:t xml:space="preserve"> </w:t>
+      </w:r>
+      <w:r>
+        <w:t>al</w:t>
+      </w:r>
+      <w:r>
+        <w:rPr>
+          <w:spacing w:val="-15"/>
+        </w:rPr>
+        <w:t xml:space="preserve"> </w:t>
+      </w:r>
+      <w:r>
+        <w:t>Proveedor</w:t>
+      </w:r>
+      <w:r>
+        <w:rPr>
+          <w:spacing w:val="-16"/>
+        </w:rPr>
+        <w:t xml:space="preserve"> </w:t>
+      </w:r>
+      <w:r>
+        <w:t>por</w:t>
+      </w:r>
+      <w:r>
+        <w:rPr>
+          <w:spacing w:val="-16"/>
+        </w:rPr>
+        <w:t xml:space="preserve"> </w:t>
+      </w:r>
+      <w:r>
+        <w:t>los</w:t>
+      </w:r>
+      <w:r>
+        <w:rPr>
+          <w:spacing w:val="-16"/>
+        </w:rPr>
+        <w:t xml:space="preserve"> </w:t>
+      </w:r>
+      <w:r>
+        <w:t>Productos</w:t>
+      </w:r>
+      <w:r>
+        <w:rPr>
+          <w:spacing w:val="-16"/>
+        </w:rPr>
+        <w:t xml:space="preserve"> </w:t>
+      </w:r>
+      <w:r>
+        <w:t>o</w:t>
+      </w:r>
+      <w:r>
+        <w:rPr>
+          <w:spacing w:val="-15"/>
+        </w:rPr>
+        <w:t xml:space="preserve"> </w:t>
+      </w:r>
+      <w:r>
+        <w:t>Servicios</w:t>
+      </w:r>
+      <w:r>
+        <w:rPr>
+          <w:spacing w:val="-16"/>
+        </w:rPr>
+        <w:t xml:space="preserve"> </w:t>
+      </w:r>
+      <w:r>
+        <w:t>prestados,</w:t>
+      </w:r>
+      <w:r>
+        <w:rPr>
+          <w:spacing w:val="-17"/>
+        </w:rPr>
+        <w:t xml:space="preserve"> </w:t>
+      </w:r>
+      <w:r>
+        <w:t>ni</w:t>
+      </w:r>
+      <w:r>
+        <w:rPr>
+          <w:spacing w:val="-15"/>
+        </w:rPr>
+        <w:t xml:space="preserve"> </w:t>
+      </w:r>
+      <w:r>
+        <w:t>asumirá</w:t>
+      </w:r>
+      <w:r>
+        <w:rPr>
+          <w:spacing w:val="-15"/>
+        </w:rPr>
+        <w:t xml:space="preserve"> </w:t>
+      </w:r>
+      <w:r>
+        <w:t>el</w:t>
+      </w:r>
+      <w:r>
+        <w:rPr>
+          <w:spacing w:val="-15"/>
+        </w:rPr>
+        <w:t xml:space="preserve"> </w:t>
+      </w:r>
+      <w:r>
+        <w:t>costo, directo o indirecto, que pudiera resultar de los mismos o en relación con estos.</w:t>
+      </w:r>
+    </w:p>
+    <w:p>
+      <w:pPr>
+        <w:pStyle w:val="Textoindependiente"/>
+        <w:spacing w:before="241" w:line="360" w:lineRule="auto"/>
+        <w:ind w:left="260" w:right="260"/>
+        <w:jc w:val="both"/>
+      </w:pPr>
+      <w:r>
+        <w:t xml:space="preserve">La falta de veracidad, así como la inobservancia por parte del Proveedor a lo manifestado y a los términos aquí establecidos constituirá causa de terminación inmediata de cualquier tipo de acuerdo que en su caso haya sido formalizado con Grupo </w:t>
+      </w:r>
+      <w:proofErr w:type="spellStart"/>
+      <w:r>
+        <w:t>Another</w:t>
+      </w:r>
+      <w:proofErr w:type="spellEnd"/>
+      <w:r>
+        <w:t xml:space="preserve"> sin ninguna responsabilidad de su parte.</w:t>
+      </w:r>
+    </w:p>
+    <w:p>
+      <w:pPr>
+        <w:pStyle w:val="Textoindependiente"/>
+        <w:spacing w:before="239" w:line="360" w:lineRule="auto"/>
+        <w:ind w:left="260" w:right="253"/>
+        <w:jc w:val="both"/>
+      </w:pPr>
+      <w:r>
+        <w:t xml:space="preserve">Por lo anterior, en mi carácter de Proveedor de Grupo </w:t>
+      </w:r>
+      <w:proofErr w:type="spellStart"/>
+      <w:r>
+        <w:t>Another</w:t>
+      </w:r>
+      <w:proofErr w:type="spellEnd"/>
+      <w:r>
+        <w:t xml:space="preserve"> reitero que toda la información proporcionada en el presente documento es verdadera.</w:t>
+      </w:r>
+    </w:p>
+    <w:p>
+      <w:pPr>
+        <w:pStyle w:val="Textoindependiente"/>
+        <w:spacing w:before="239" w:line="360" w:lineRule="auto"/>
+        <w:ind w:left="260" w:right="253"/>
+        <w:jc w:val="both"/>
+      </w:pPr>
+    </w:p>
+    <w:p>
+      <w:pPr>
+        <w:pStyle w:val="Textoindependiente"/>
+        <w:ind w:left="260"/>
+      </w:pPr>
+      <w:r>
+        <w:rPr>
+          <w:spacing w:val="-2"/>
+        </w:rPr>
+        <w:t>Atentamente.</w:t>
+      </w:r>
+    </w:p>
+    <w:p>
+      <w:pPr>
+        <w:spacing w:before="309"/>
+        <w:ind w:right="4"/>
+        <w:jc w:val="both"/>
+        <w:rPr>
+          <w:lang w:val="es-MX"/>
+        </w:rPr>
+      </w:pPr>
+      <w:r>
+        <w:rPr>
+          <w:lang w:val="es-MX"/>
+        </w:rPr>
+        <w:t xml:space="preserve">Nombre del Proveedor o Razón Social: </w:t>
+      </w:r>
+    </w:p>
+    <w:p>
+      <w:pPr>
+        <w:spacing w:before="309"/>
+        <w:ind w:right="4"/>
+        <w:jc w:val="both"/>
+        <w:rPr>
+          <w:lang w:val="es-MX"/>
+        </w:rPr>
+      </w:pPr>
+      <w:r>
+        <w:rPr>
+          <w:lang w:val="es-MX"/>
+        </w:rPr>
+        <w:t xml:space="preserve">COMUNICACIONES EL PAÍS S.A.</w:t>
+      </w:r>
+      <w:proofErr w:type="spellStart"/>
+      <w:r>
+        <w:rPr>
+          <w:lang w:val="es-MX"/>
+        </w:rPr>
+        <w:t/>
+      </w:r>
+      <w:proofErr w:type="spellEnd"/>
+      <w:r>
+        <w:rPr>
+          <w:lang w:val="es-MX"/>
+        </w:rPr>
+        <w:t/>
+      </w:r>
+    </w:p>
+    <w:p>
+      <w:pPr>
+        <w:spacing w:before="309"/>
+        <w:ind w:right="4"/>
+        <w:jc w:val="both"/>
+        <w:rPr>
+          <w:lang w:val="es-MX"/>
+        </w:rPr>
+      </w:pPr>
+      <w:r>
+        <w:rPr>
+          <w:lang w:val="es-MX"/>
+        </w:rPr>
+        <w:t>Nombre del Representante Legal:</w:t>
+      </w:r>
+    </w:p>
+    <w:p>
+      <w:pPr>
+        <w:spacing w:before="309"/>
+        <w:ind w:right="4"/>
+        <w:jc w:val="both"/>
+        <w:rPr>
+          <w:lang w:val="es-MX"/>
+        </w:rPr>
+      </w:pPr>
+      <w:r>
+        <w:rPr>
+          <w:lang w:val="es-MX"/>
+        </w:rPr>
+        <w:t xml:space="preserve">DANNY FERNÁNDEZ ROCHA</w:t>
+      </w:r>
+      <w:proofErr w:type="spellStart"/>
+      <w:r>
+        <w:rPr>
+          <w:lang w:val="es-MX"/>
+        </w:rPr>
+        <w:t/>
+      </w:r>
+      <w:proofErr w:type="spellEnd"/>
+      <w:r>
+        <w:rPr>
+          <w:lang w:val="es-MX"/>
+        </w:rPr>
+        <w:t/>
+      </w:r>
+    </w:p>
+    <w:p>
+      <w:pPr>
+        <w:spacing w:before="309"/>
+        <w:ind w:right="4"/>
+        <w:jc w:val="both"/>
+        <w:rPr>
+          <w:lang w:val="es-MX"/>
+        </w:rPr>
+      </w:pPr>
+      <w:r>
+        <w:rPr>
+          <w:lang w:val="es-MX"/>
+        </w:rPr>
+        <w:t>Firma de Proveedor o Representante Legal:</w:t>
+      </w:r>
+    </w:p>
+    <w:p>
+      <w:pPr>
+        <w:spacing w:before="309"/>
+        <w:ind w:right="4"/>
+        <w:jc w:val="both"/>
+        <w:rPr>
+          <w:lang w:val="es-MX"/>
+        </w:rPr>
+      </w:pPr>
+      <w:r>
+        <w:rPr>
+          <w:lang w:val="es-MX"/>
+        </w:rPr>
         <w:drawing>
           <wp:inline distT="0" distB="0" distL="0" distR="0">
             <wp:extent cx="1428750" cy="571500"/>
@@ -175,13 +4325,80 @@
           </wp:inline>
         </w:drawing>
       </w:r>
+      <w:proofErr w:type="spellStart"/>
+      <w:r>
+        <w:rPr>
+          <w:lang w:val="es-MX"/>
+        </w:rPr>
+        <w:t/>
+      </w:r>
+      <w:proofErr w:type="spellEnd"/>
+      <w:r>
+        <w:rPr>
+          <w:lang w:val="es-MX"/>
+        </w:rPr>
+        <w:t/>
+      </w:r>
+    </w:p>
+    <w:p>
+      <w:pPr>
+        <w:spacing w:before="309"/>
+        <w:ind w:right="4"/>
+        <w:jc w:val="both"/>
+        <w:rPr>
+          <w:lang w:val="es-MX"/>
+        </w:rPr>
+      </w:pPr>
+      <w:r>
+        <w:rPr>
+          <w:lang w:val="es-MX"/>
+        </w:rPr>
+        <w:t xml:space="preserve">Fecha: 28 de octubre de 2026</w:t>
+      </w:r>
+      <w:proofErr w:type="spellStart"/>
+      <w:r>
+        <w:rPr>
+          <w:lang w:val="es-MX"/>
+        </w:rPr>
+        <w:t/>
+      </w:r>
+      <w:proofErr w:type="spellEnd"/>
+      <w:r>
+        <w:rPr>
+          <w:lang w:val="es-MX"/>
+        </w:rPr>
+        <w:t/>
+      </w:r>
+    </w:p>
+    <w:p>
+      <w:pPr>
+        <w:pStyle w:val="Textoindependiente"/>
+        <w:spacing w:before="214"/>
+        <w:ind w:left="260"/>
+        <w:rPr>
+          <w:spacing w:val="-2"/>
+        </w:rPr>
+      </w:pPr>
+    </w:p>
+    <w:p>
+      <w:pPr>
+        <w:pStyle w:val="Textoindependiente"/>
+        <w:spacing w:before="214"/>
+        <w:rPr>
+          <w:sz w:val="17"/>
+          <w:lang w:val="es-MX"/>
+        </w:rPr>
+      </w:pPr>
+      <w:r>
+        <w:rPr>
+          <w:sz w:val="17"/>
+        </w:rPr>
+        <w:t xml:space="preserve"> </w:t>
+      </w:r>
     </w:p>
     <w:sectPr>
-      <w:headerReference w:type="default" r:id="rId6"/>
-      <w:type w:val="continuous"/>
       <w:pgSz w:w="12240" w:h="19440"/>
       <w:pgMar w:top="2320" w:right="1440" w:bottom="280" w:left="1440" w:header="931" w:footer="0" w:gutter="0"/>
-      <w:pgNumType w:start="1"/>
       <w:cols w:space="720"/>
     </w:sectPr>
   </w:body>
